--- a/backend/templates/invoice.docx
+++ b/backend/templates/invoice.docx
@@ -3,6 +3,9 @@
 <w:document xmlns:wpc="http://schemas.microsoft.com/office/word/2010/wordprocessingCanvas" xmlns:cx="http://schemas.microsoft.com/office/drawing/2014/chartex" xmlns:cx1="http://schemas.microsoft.com/office/drawing/2015/9/8/chartex" xmlns:cx2="http://schemas.microsoft.com/office/drawing/2015/10/21/chartex" xmlns:cx3="http://schemas.microsoft.com/office/drawing/2016/5/9/chartex" xmlns:cx4="http://schemas.microsoft.com/office/drawing/2016/5/10/chartex" xmlns:cx5="http://schemas.microsoft.com/office/drawing/2016/5/11/chartex" xmlns:cx6="http://schemas.microsoft.com/office/drawing/2016/5/12/chartex" xmlns:cx7="http://schemas.microsoft.com/office/drawing/2016/5/13/chartex" xmlns:cx8="http://schemas.microsoft.com/office/drawing/2016/5/14/chartex" xmlns:mc="http://schemas.openxmlformats.org/markup-compatibility/2006" xmlns:aink="http://schemas.microsoft.com/office/drawing/2016/ink" xmlns:am3d="http://schemas.microsoft.com/office/drawing/2017/model3d" xmlns:o="urn:schemas-microsoft-com:office:office" xmlns:oel="http://schemas.microsoft.com/office/2019/extlst" xmlns:r="http://schemas.openxmlformats.org/officeDocument/2006/relationships" xmlns:m="http://schemas.openxmlformats.org/officeDocument/2006/math" xmlns:v="urn:schemas-microsoft-com:vml" xmlns:wp14="http://schemas.microsoft.com/office/word/2010/wordprocessingDrawing" xmlns:wp="http://schemas.openxmlformats.org/drawingml/2006/wordprocessingDrawing" xmlns:w10="urn:schemas-microsoft-com:office:word" xmlns:w="http://schemas.openxmlformats.org/wordprocessingml/2006/main" xmlns:w14="http://schemas.microsoft.com/office/word/2010/wordml" xmlns:w15="http://schemas.microsoft.com/office/word/2012/wordml" xmlns:w16cex="http://schemas.microsoft.com/office/word/2018/wordml/cex" xmlns:w16cid="http://schemas.microsoft.com/office/word/2016/wordml/cid" xmlns:w16="http://schemas.microsoft.com/office/word/2018/wordml" xmlns:w16du="http://schemas.microsoft.com/office/word/2023/wordml/word16du" xmlns:w16sdtdh="http://schemas.microsoft.com/office/word/2020/wordml/sdtdatahash" xmlns:w16sdtfl="http://schemas.microsoft.com/office/word/2024/wordml/sdtformatlock" xmlns:w16se="http://schemas.microsoft.com/office/word/2015/wordml/symex" xmlns:wpg="http://schemas.microsoft.com/office/word/2010/wordprocessingGroup" xmlns:wpi="http://schemas.microsoft.com/office/word/2010/wordprocessingInk" xmlns:wne="http://schemas.microsoft.com/office/word/2006/wordml" xmlns:wps="http://schemas.microsoft.com/office/word/2010/wordprocessingShape" mc:Ignorable="w14 w15 w16se w16cid w16 w16cex w16sdtdh w16sdtfl w16du wp14">
   <w:body>
     <w:p>
+      <w:pPr>
+        <w:ind w:left="216"/>
+      </w:pPr>
       <w:r>
         <w:t>INVOICE</w:t>
       </w:r>
@@ -11,7 +14,7 @@
       <w:tblPr>
         <w:tblStyle w:val="TableGrid"/>
         <w:tblW w:w="10980" w:type="dxa"/>
-        <w:tblInd w:w="-804" w:type="dxa"/>
+        <w:tblInd w:w="-588" w:type="dxa"/>
         <w:tblCellMar>
           <w:top w:w="39" w:type="dxa"/>
           <w:left w:w="31" w:type="dxa"/>
@@ -153,7 +156,7 @@
               <w:rPr>
                 <w:sz w:val="18"/>
               </w:rPr>
-              <w:t>SALEM MAIN ROAD, NAMAKKAL -637003,</w:t>
+              <w:t>SALEM MAIN ROAD, {{ place_of_receipt }} -637003,</w:t>
             </w:r>
           </w:p>
           <w:p>
@@ -213,42 +216,47 @@
             </w:pPr>
             <w:r>
               <w:rPr>
-                <w:b w:val="0"/>
-                <w:sz w:val="18"/>
-              </w:rPr>
-              <w:t>{{ invoice_no }}  DT: {{ invoice_date }}</w:t>
-            </w:r>
-            <w:r>
-              <w:rPr>
-                <w:sz w:val="18"/>
-              </w:rPr>
-            </w:r>
-            <w:r>
-              <w:rPr>
-                <w:sz w:val="18"/>
-              </w:rPr>
+                <w:sz w:val="18"/>
+              </w:rPr>
+              <w:t xml:space="preserve">                       </w:t>
+            </w:r>
+            <w:r>
+              <w:rPr>
+                <w:sz w:val="18"/>
+              </w:rPr>
+              <w:t xml:space="preserve"> </w:t>
+            </w:r>
+            <w:r>
+              <w:rPr>
+                <w:sz w:val="18"/>
+              </w:rPr>
+              <w:t xml:space="preserve">                        </w:t>
             </w:r>
             <w:proofErr w:type="gramStart"/>
             <w:r>
               <w:rPr>
                 <w:sz w:val="18"/>
               </w:rPr>
-            </w:r>
-            <w:r>
-              <w:rPr>
-                <w:sz w:val="18"/>
-              </w:rPr>
-            </w:r>
-            <w:r>
-              <w:rPr>
-                <w:sz w:val="18"/>
-              </w:rPr>
+              <w:t>DT</w:t>
+            </w:r>
+            <w:r>
+              <w:rPr>
+                <w:sz w:val="18"/>
+              </w:rPr>
+              <w:t xml:space="preserve"> </w:t>
+            </w:r>
+            <w:r>
+              <w:rPr>
+                <w:sz w:val="18"/>
+              </w:rPr>
+              <w:t>:</w:t>
             </w:r>
             <w:proofErr w:type="gramEnd"/>
             <w:r>
               <w:rPr>
                 <w:sz w:val="18"/>
               </w:rPr>
+              <w:t xml:space="preserve">  </w:t>
             </w:r>
           </w:p>
         </w:tc>
@@ -269,10 +277,9 @@
             </w:pPr>
             <w:r>
               <w:rPr>
-                <w:b w:val="0"/>
-                <w:sz w:val="18"/>
-              </w:rPr>
-              <w:t>{{ exporter_iec }}</w:t>
+                <w:sz w:val="18"/>
+              </w:rPr>
+              <w:t>3215008319</w:t>
             </w:r>
           </w:p>
         </w:tc>
@@ -321,11 +328,7 @@
                 <w:b w:val="0"/>
                 <w:sz w:val="14"/>
               </w:rPr>
-              <w:t>Buyer's Order No &amp; date :</w:t>
-              <w:br/>
-              <w:t>{{ buyer_order_no_date }}</w:t>
-              <w:br/>
-              <w:t>Reference Proforma Invoice No: {{ reference_proforma_invoice_no }}</w:t>
+              <w:t xml:space="preserve">Buyer's Order No &amp; </w:t>
             </w:r>
             <w:proofErr w:type="gramStart"/>
             <w:r>
@@ -333,8 +336,31 @@
                 <w:b w:val="0"/>
                 <w:sz w:val="14"/>
               </w:rPr>
+              <w:t>date :</w:t>
             </w:r>
             <w:proofErr w:type="gramEnd"/>
+          </w:p>
+          <w:p>
+            <w:pPr>
+              <w:tabs>
+                <w:tab w:val="center" w:pos="3433"/>
+              </w:tabs>
+              <w:ind w:left="0"/>
+            </w:pPr>
+            <w:r>
+              <w:rPr>
+                <w:b w:val="0"/>
+                <w:sz w:val="14"/>
+              </w:rPr>
+              <w:t>Reference Proforma Invoice No:</w:t>
+            </w:r>
+            <w:r>
+              <w:rPr>
+                <w:b w:val="0"/>
+                <w:sz w:val="14"/>
+              </w:rPr>
+              <w:tab/>
+            </w:r>
           </w:p>
         </w:tc>
       </w:tr>
@@ -384,10 +410,27 @@
                 <w:sz w:val="14"/>
               </w:rPr>
               <w:t>Other Reference</w:t>
-              <w:br/>
-              <w:t>SHIPPING BILL NO: {{ shipping_bill_no }}</w:t>
+            </w:r>
+          </w:p>
+          <w:p>
+            <w:pPr>
+              <w:tabs>
+                <w:tab w:val="center" w:pos="4247"/>
+              </w:tabs>
+              <w:ind w:left="0"/>
+            </w:pPr>
+            <w:r>
+              <w:rPr>
+                <w:sz w:val="18"/>
+              </w:rPr>
+              <w:t>SHIPPING BILL NO: {{ shipping_bill_no }} {{ shipping_bill_no }} {{ shipping_bill_no }} {{ shipping_bill_no }} {{ shipping_bill_no }} {{ shipping_bill_no }} {{ shipping_bill_no }} {{ shipping_bill_no }}</w:t>
+            </w:r>
+            <w:r>
+              <w:rPr>
+                <w:sz w:val="18"/>
+              </w:rPr>
               <w:tab/>
-              <w:t>DATED: {{ shipping_bill_date }}</w:t>
+              <w:t xml:space="preserve">DATED: {{ shipping_bill_date }} {{ shipping_bill_date }} {{ shipping_bill_date }} {{ shipping_bill_date }} {{ shipping_bill_date }} {{ shipping_bill_date }} {{ shipping_bill_date }} {{ shipping_bill_date }} </w:t>
             </w:r>
           </w:p>
         </w:tc>
@@ -419,7 +462,16 @@
                 <w:sz w:val="14"/>
               </w:rPr>
               <w:t>Consignee</w:t>
-              <w:br/>
+            </w:r>
+          </w:p>
+          <w:p>
+            <w:pPr>
+              <w:ind w:left="5"/>
+            </w:pPr>
+            <w:r>
+              <w:rPr>
+                <w:sz w:val="18"/>
+              </w:rPr>
               <w:t>{{ consignee_name }}</w:t>
             </w:r>
           </w:p>
@@ -488,13 +540,12 @@
                 <w:sz w:val="20"/>
               </w:rPr>
               <w:t>Buyer (if other than consignee)</w:t>
-              <w:br/>
-              <w:t>{{ buyer_name }}</w:t>
-              <w:br/>
-              <w:t>{{ buyer_address }}</w:t>
-              <w:br/>
-              <w:t>{{ buyer_country }}</w:t>
-            </w:r>
+            </w:r>
+          </w:p>
+          <w:p>
+            <w:pPr>
+              <w:ind w:left="5"/>
+            </w:pPr>
           </w:p>
         </w:tc>
       </w:tr>
@@ -524,8 +575,17 @@
                 <w:sz w:val="14"/>
               </w:rPr>
               <w:t>Pre- Carriage by</w:t>
-              <w:br/>
-              <w:t>{{ pre_carriage_by }}</w:t>
+            </w:r>
+          </w:p>
+          <w:p>
+            <w:pPr>
+              <w:ind w:left="2"/>
+            </w:pPr>
+            <w:r>
+              <w:rPr>
+                <w:sz w:val="16"/>
+              </w:rPr>
+              <w:t>{{ means_of_transport }}</w:t>
             </w:r>
           </w:p>
         </w:tc>
@@ -550,7 +610,16 @@
                 <w:sz w:val="14"/>
               </w:rPr>
               <w:t>Place of receipt</w:t>
-              <w:br/>
+            </w:r>
+          </w:p>
+          <w:p>
+            <w:pPr>
+              <w:ind w:left="5"/>
+            </w:pPr>
+            <w:r>
+              <w:rPr>
+                <w:sz w:val="18"/>
+              </w:rPr>
               <w:t>{{ place_of_receipt }}</w:t>
             </w:r>
           </w:p>
@@ -578,8 +647,18 @@
                 <w:sz w:val="14"/>
               </w:rPr>
               <w:t>Country of Origin of goods</w:t>
-              <w:br/>
-              <w:t>{{ country_of_origin }}</w:t>
+            </w:r>
+          </w:p>
+          <w:p>
+            <w:pPr>
+              <w:ind w:left="0" w:right="26"/>
+              <w:jc w:val="center"/>
+            </w:pPr>
+            <w:r>
+              <w:rPr>
+                <w:sz w:val="18"/>
+              </w:rPr>
+              <w:t>INDIA</w:t>
             </w:r>
           </w:p>
         </w:tc>
@@ -606,9 +685,12 @@
                 <w:sz w:val="14"/>
               </w:rPr>
               <w:t>Country of final Destination</w:t>
-              <w:br/>
-              <w:t>{{ country_of_final_destination }}</w:t>
-            </w:r>
+            </w:r>
+          </w:p>
+          <w:p>
+            <w:pPr>
+              <w:ind w:left="110"/>
+            </w:pPr>
           </w:p>
         </w:tc>
       </w:tr>
@@ -639,7 +721,16 @@
                 <w:sz w:val="14"/>
               </w:rPr>
               <w:t>Vessel/Flight No</w:t>
-              <w:br/>
+            </w:r>
+          </w:p>
+          <w:p>
+            <w:pPr>
+              <w:ind w:left="5"/>
+            </w:pPr>
+            <w:r>
+              <w:rPr>
+                <w:sz w:val="18"/>
+              </w:rPr>
               <w:t>{{ vessel_flight_no }}</w:t>
             </w:r>
           </w:p>
@@ -666,9 +757,12 @@
                 <w:sz w:val="14"/>
               </w:rPr>
               <w:t>Port of Loading</w:t>
-              <w:br/>
-              <w:t>{{ port_of_loading }}</w:t>
-            </w:r>
+            </w:r>
+          </w:p>
+          <w:p>
+            <w:pPr>
+              <w:ind w:left="5"/>
+            </w:pPr>
           </w:p>
         </w:tc>
         <w:tc>
@@ -774,9 +868,13 @@
                 <w:sz w:val="14"/>
               </w:rPr>
               <w:t>Terms of Delivery and payment</w:t>
-              <w:br/>
-              <w:t>{{ terms_of_delivery }}</w:t>
-            </w:r>
+            </w:r>
+          </w:p>
+          <w:p>
+            <w:pPr>
+              <w:ind w:left="0" w:right="14"/>
+              <w:jc w:val="center"/>
+            </w:pPr>
           </w:p>
         </w:tc>
       </w:tr>
@@ -806,8 +904,17 @@
                 <w:sz w:val="14"/>
               </w:rPr>
               <w:t>Port of discharge</w:t>
-              <w:br/>
-              <w:t>{{ port_of_discharge }}</w:t>
+            </w:r>
+          </w:p>
+          <w:p>
+            <w:pPr>
+              <w:ind w:left="5"/>
+            </w:pPr>
+            <w:r>
+              <w:rPr>
+                <w:sz w:val="18"/>
+              </w:rPr>
+              <w:t xml:space="preserve">PORT  </w:t>
             </w:r>
           </w:p>
         </w:tc>
@@ -832,9 +939,13 @@
                 <w:sz w:val="14"/>
               </w:rPr>
               <w:t>Final Destination</w:t>
-              <w:br/>
-              <w:t>{{ final_destination }}</w:t>
-            </w:r>
+            </w:r>
+          </w:p>
+          <w:p>
+            <w:pPr>
+              <w:ind w:left="0" w:right="-8"/>
+              <w:jc w:val="both"/>
+            </w:pPr>
           </w:p>
         </w:tc>
         <w:tc>
@@ -1089,18 +1200,45 @@
             </w:pPr>
             <w:r>
               <w:rPr>
-                <w:b w:val="0"/>
                 <w:sz w:val="18"/>
               </w:rPr>
               <w:t>Brand Name</w:t>
-              <w:br/>
-              <w:t>{{ brand_name }}</w:t>
-              <w:br/>
+            </w:r>
+          </w:p>
+          <w:p>
+            <w:pPr>
+              <w:spacing w:after="691"/>
+              <w:ind w:left="0" w:right="27"/>
+              <w:jc w:val="center"/>
+            </w:pPr>
+            <w:r>
+              <w:rPr>
+                <w:sz w:val="18"/>
+              </w:rPr>
+              <w:t>RASI</w:t>
+            </w:r>
+          </w:p>
+          <w:p>
+            <w:pPr>
+              <w:ind w:left="5"/>
+            </w:pPr>
+            <w:r>
+              <w:rPr>
+                <w:sz w:val="18"/>
+                <w:u w:val="single" w:color="000000"/>
+              </w:rPr>
               <w:t>Container No:</w:t>
-              <w:br/>
+            </w:r>
+          </w:p>
+          <w:p>
+            <w:pPr>
+              <w:ind w:left="5"/>
+            </w:pPr>
+            <w:r>
+              <w:rPr>
+                <w:sz w:val="18"/>
+              </w:rPr>
               <w:t>{{ container_no }}</w:t>
-              <w:br/>
-              <w:t>{{ container_type }}</w:t>
             </w:r>
           </w:p>
         </w:tc>
@@ -1119,14 +1257,6 @@
               <w:ind w:left="23" w:right="35"/>
               <w:jc w:val="center"/>
             </w:pPr>
-            <w:r>
-              <w:rPr>
-                <w:b w:val="0"/>
-              </w:rPr>
-              <w:t>{{ cartons }}</w:t>
-              <w:br/>
-              <w:t>CARTONS</w:t>
-            </w:r>
           </w:p>
         </w:tc>
         <w:tc>
@@ -1148,11 +1278,369 @@
             </w:pPr>
             <w:r>
               <w:rPr>
-                <w:b w:val="0"/>
-                <w:sz w:val="18"/>
-              </w:rPr>
-              <w:t>{{ goods_description_line }}</w:t>
-            </w:r>
+                <w:sz w:val="18"/>
+              </w:rPr>
+              <w:t>FRESH WHITE SHELL TABLE EGGS (CHICKEN). This shipment to covering under DBK scheme.</w:t>
+            </w:r>
+          </w:p>
+          <w:p>
+            <w:pPr>
+              <w:spacing w:after="18"/>
+              <w:ind w:left="2"/>
+            </w:pPr>
+            <w:r>
+              <w:rPr>
+                <w:sz w:val="16"/>
+              </w:rPr>
+              <w:t xml:space="preserve">TOTAL </w:t>
+            </w:r>
+            <w:r>
+              <w:rPr>
+                <w:sz w:val="16"/>
+              </w:rPr>
+              <w:t xml:space="preserve">     </w:t>
+            </w:r>
+            <w:r>
+              <w:rPr>
+                <w:sz w:val="16"/>
+              </w:rPr>
+              <w:t xml:space="preserve">  </w:t>
+            </w:r>
+            <w:proofErr w:type="gramStart"/>
+            <w:r>
+              <w:rPr>
+                <w:sz w:val="16"/>
+              </w:rPr>
+              <w:t xml:space="preserve">CARTONS, </w:t>
+            </w:r>
+            <w:r>
+              <w:rPr>
+                <w:sz w:val="16"/>
+              </w:rPr>
+              <w:t xml:space="preserve">  </w:t>
+            </w:r>
+            <w:proofErr w:type="gramEnd"/>
+            <w:r>
+              <w:rPr>
+                <w:sz w:val="16"/>
+              </w:rPr>
+              <w:t xml:space="preserve"> </w:t>
+            </w:r>
+            <w:r>
+              <w:rPr>
+                <w:sz w:val="16"/>
+              </w:rPr>
+              <w:t>TRAYS IN EACH CARTON</w:t>
+            </w:r>
+          </w:p>
+          <w:p>
+            <w:pPr>
+              <w:spacing w:after="42"/>
+              <w:ind w:left="0"/>
+              <w:rPr>
+                <w:sz w:val="14"/>
+              </w:rPr>
+            </w:pPr>
+            <w:r>
+              <w:rPr>
+                <w:sz w:val="14"/>
+              </w:rPr>
+              <w:t>30 EGGS IN EACH TRAY,</w:t>
+            </w:r>
+            <w:r>
+              <w:rPr>
+                <w:sz w:val="14"/>
+              </w:rPr>
+              <w:t xml:space="preserve">  </w:t>
+            </w:r>
+          </w:p>
+          <w:p>
+            <w:pPr>
+              <w:spacing w:after="42"/>
+              <w:ind w:left="0"/>
+            </w:pPr>
+            <w:r>
+              <w:rPr>
+                <w:sz w:val="14"/>
+              </w:rPr>
+              <w:t xml:space="preserve">      </w:t>
+            </w:r>
+            <w:r>
+              <w:rPr>
+                <w:sz w:val="14"/>
+              </w:rPr>
+              <w:t xml:space="preserve"> EGGS IN EACH BOX                  </w:t>
+            </w:r>
+          </w:p>
+          <w:p>
+            <w:pPr>
+              <w:spacing w:after="18"/>
+              <w:ind w:left="2"/>
+            </w:pPr>
+            <w:r>
+              <w:rPr>
+                <w:sz w:val="16"/>
+              </w:rPr>
+              <w:t xml:space="preserve">EACH CARTON PRINTED WITH PRODUCTION DATE </w:t>
+            </w:r>
+          </w:p>
+          <w:p>
+            <w:pPr>
+              <w:spacing w:after="19"/>
+              <w:ind w:left="2"/>
+            </w:pPr>
+            <w:r>
+              <w:rPr>
+                <w:sz w:val="16"/>
+              </w:rPr>
+              <w:t xml:space="preserve"> &amp; EXPIRY </w:t>
+            </w:r>
+            <w:proofErr w:type="gramStart"/>
+            <w:r>
+              <w:rPr>
+                <w:sz w:val="16"/>
+              </w:rPr>
+              <w:t>DATE.(</w:t>
+            </w:r>
+            <w:proofErr w:type="gramEnd"/>
+            <w:r>
+              <w:rPr>
+                <w:sz w:val="16"/>
+              </w:rPr>
+              <w:t xml:space="preserve">                         </w:t>
+            </w:r>
+            <w:proofErr w:type="gramStart"/>
+            <w:r>
+              <w:rPr>
+                <w:sz w:val="16"/>
+              </w:rPr>
+              <w:t xml:space="preserve">  </w:t>
+            </w:r>
+            <w:r>
+              <w:rPr>
+                <w:sz w:val="16"/>
+              </w:rPr>
+              <w:t>)</w:t>
+            </w:r>
+            <w:proofErr w:type="gramEnd"/>
+          </w:p>
+          <w:p>
+            <w:pPr>
+              <w:spacing w:after="18"/>
+              <w:ind w:left="2"/>
+            </w:pPr>
+            <w:r>
+              <w:rPr>
+                <w:sz w:val="16"/>
+              </w:rPr>
+              <w:t xml:space="preserve">TOTAL 1312 X 360 = </w:t>
+            </w:r>
+            <w:r>
+              <w:rPr>
+                <w:sz w:val="16"/>
+              </w:rPr>
+              <w:t xml:space="preserve">                   </w:t>
+            </w:r>
+            <w:r>
+              <w:rPr>
+                <w:sz w:val="16"/>
+              </w:rPr>
+              <w:t xml:space="preserve"> EGGS</w:t>
+            </w:r>
+          </w:p>
+          <w:p>
+            <w:pPr>
+              <w:ind w:left="5"/>
+            </w:pPr>
+            <w:r>
+              <w:rPr>
+                <w:sz w:val="18"/>
+              </w:rPr>
+              <w:t xml:space="preserve">                     </w:t>
+            </w:r>
+            <w:r>
+              <w:rPr>
+                <w:sz w:val="18"/>
+              </w:rPr>
+              <w:t>{{ means_of_transport }}</w:t>
+            </w:r>
+          </w:p>
+          <w:p>
+            <w:pPr>
+              <w:ind w:left="5"/>
+            </w:pPr>
+            <w:r>
+              <w:rPr>
+                <w:sz w:val="18"/>
+              </w:rPr>
+              <w:t xml:space="preserve">Pan </w:t>
+            </w:r>
+            <w:proofErr w:type="gramStart"/>
+            <w:r>
+              <w:rPr>
+                <w:sz w:val="18"/>
+              </w:rPr>
+              <w:t>No:AASFR</w:t>
+            </w:r>
+            <w:proofErr w:type="gramEnd"/>
+            <w:r>
+              <w:rPr>
+                <w:sz w:val="18"/>
+              </w:rPr>
+              <w:t>2685Q</w:t>
+            </w:r>
+          </w:p>
+          <w:p>
+            <w:pPr>
+              <w:ind w:left="5"/>
+            </w:pPr>
+            <w:r>
+              <w:rPr>
+                <w:sz w:val="18"/>
+              </w:rPr>
+              <w:t>GSTIN No:33AASFR2685Q1Z8</w:t>
+            </w:r>
+          </w:p>
+          <w:p>
+            <w:pPr>
+              <w:ind w:left="5"/>
+            </w:pPr>
+            <w:r>
+              <w:rPr>
+                <w:sz w:val="18"/>
+              </w:rPr>
+              <w:t xml:space="preserve">HSN CODE NO:{{ hsn_code }} </w:t>
+            </w:r>
+          </w:p>
+          <w:p>
+            <w:pPr>
+              <w:ind w:left="5"/>
+            </w:pPr>
+            <w:r>
+              <w:rPr>
+                <w:sz w:val="18"/>
+              </w:rPr>
+              <w:t xml:space="preserve">EGG </w:t>
+            </w:r>
+            <w:proofErr w:type="gramStart"/>
+            <w:r>
+              <w:rPr>
+                <w:sz w:val="18"/>
+              </w:rPr>
+              <w:t>SIZE :</w:t>
+            </w:r>
+            <w:proofErr w:type="gramEnd"/>
+            <w:r>
+              <w:rPr>
+                <w:sz w:val="18"/>
+              </w:rPr>
+              <w:t xml:space="preserve"> {{ egg_size }}</w:t>
+            </w:r>
+          </w:p>
+          <w:p>
+            <w:pPr>
+              <w:ind w:left="5"/>
+            </w:pPr>
+            <w:r>
+              <w:rPr>
+                <w:sz w:val="18"/>
+              </w:rPr>
+              <w:t xml:space="preserve">DATE OF </w:t>
+            </w:r>
+            <w:proofErr w:type="gramStart"/>
+            <w:r>
+              <w:rPr>
+                <w:sz w:val="18"/>
+              </w:rPr>
+              <w:t>PRODUCTION :</w:t>
+            </w:r>
+            <w:proofErr w:type="gramEnd"/>
+            <w:r>
+              <w:rPr>
+                <w:sz w:val="18"/>
+              </w:rPr>
+              <w:t xml:space="preserve"> </w:t>
+            </w:r>
+          </w:p>
+          <w:p>
+            <w:pPr>
+              <w:spacing w:after="221" w:line="256" w:lineRule="auto"/>
+              <w:ind w:left="5" w:right="1554"/>
+            </w:pPr>
+            <w:r>
+              <w:rPr>
+                <w:sz w:val="18"/>
+              </w:rPr>
+              <w:t xml:space="preserve">DATE OF </w:t>
+            </w:r>
+            <w:proofErr w:type="gramStart"/>
+            <w:r>
+              <w:rPr>
+                <w:sz w:val="18"/>
+              </w:rPr>
+              <w:t xml:space="preserve">EXPIRY </w:t>
+            </w:r>
+            <w:r>
+              <w:rPr>
+                <w:sz w:val="18"/>
+              </w:rPr>
+              <w:t>:</w:t>
+            </w:r>
+            <w:proofErr w:type="gramEnd"/>
+            <w:r>
+              <w:rPr>
+                <w:sz w:val="18"/>
+              </w:rPr>
+              <w:br/>
+            </w:r>
+            <w:r>
+              <w:rPr>
+                <w:sz w:val="18"/>
+              </w:rPr>
+              <w:t xml:space="preserve">LOT </w:t>
+            </w:r>
+            <w:proofErr w:type="gramStart"/>
+            <w:r>
+              <w:rPr>
+                <w:sz w:val="18"/>
+              </w:rPr>
+              <w:t>NO :</w:t>
+            </w:r>
+            <w:proofErr w:type="gramEnd"/>
+            <w:r>
+              <w:rPr>
+                <w:sz w:val="18"/>
+              </w:rPr>
+              <w:t xml:space="preserve"> </w:t>
+            </w:r>
+          </w:p>
+          <w:p>
+            <w:pPr>
+              <w:ind w:left="5"/>
+            </w:pPr>
+            <w:r>
+              <w:rPr>
+                <w:sz w:val="18"/>
+              </w:rPr>
+              <w:t>EPCG LICENCE NO:</w:t>
+            </w:r>
+            <w:r>
+              <w:rPr>
+                <w:sz w:val="18"/>
+              </w:rPr>
+              <w:t xml:space="preserve">                        </w:t>
+            </w:r>
+            <w:r>
+              <w:rPr>
+                <w:sz w:val="18"/>
+              </w:rPr>
+              <w:t xml:space="preserve">  DT: </w:t>
+            </w:r>
+          </w:p>
+          <w:p>
+            <w:pPr>
+              <w:ind w:left="5"/>
+            </w:pPr>
           </w:p>
         </w:tc>
         <w:tc>
@@ -1170,14 +1658,6 @@
               <w:ind w:left="0" w:right="13"/>
               <w:jc w:val="center"/>
             </w:pPr>
-            <w:r>
-              <w:rPr>
-                <w:b w:val="0"/>
-              </w:rPr>
-              <w:t>{{ total_eggs_fmt }}</w:t>
-              <w:br/>
-              <w:t>Nos</w:t>
-            </w:r>
           </w:p>
         </w:tc>
         <w:tc>
@@ -1196,16 +1676,12 @@
               <w:ind w:left="0" w:right="14"/>
               <w:jc w:val="center"/>
             </w:pPr>
-            <w:r>
-              <w:rPr>
-                <w:b w:val="0"/>
-              </w:rPr>
-              <w:t>USD</w:t>
-              <w:br/>
-              <w:t>{{ rate_per_egg_usd }}</w:t>
-              <w:br/>
-              <w:t>PER NUMBER</w:t>
-            </w:r>
+          </w:p>
+          <w:p>
+            <w:pPr>
+              <w:ind w:left="0" w:right="30"/>
+              <w:jc w:val="center"/>
+            </w:pPr>
           </w:p>
         </w:tc>
         <w:tc>
@@ -1224,10 +1700,9 @@
             </w:pPr>
             <w:r>
               <w:rPr>
-                <w:b w:val="0"/>
                 <w:sz w:val="20"/>
               </w:rPr>
-              <w:t>{{ amount_usd_display }}</w:t>
+              <w:t xml:space="preserve"> </w:t>
             </w:r>
           </w:p>
         </w:tc>
@@ -1258,8 +1733,17 @@
                 <w:sz w:val="18"/>
               </w:rPr>
               <w:t>Amount chargeable (in words)</w:t>
-              <w:br/>
-              <w:t>US$: {{ amount_in_words }}</w:t>
+            </w:r>
+          </w:p>
+          <w:p>
+            <w:pPr>
+              <w:ind w:left="5"/>
+            </w:pPr>
+            <w:r>
+              <w:rPr>
+                <w:sz w:val="18"/>
+              </w:rPr>
+              <w:t xml:space="preserve"> US$: </w:t>
             </w:r>
           </w:p>
         </w:tc>
@@ -1301,10 +1785,69 @@
             </w:pPr>
             <w:r>
               <w:rPr>
-                <w:b w:val="0"/>
-                <w:sz w:val="18"/>
-              </w:rPr>
-              <w:t>{{ weight_summary_line }}</w:t>
+                <w:sz w:val="18"/>
+              </w:rPr>
+              <w:lastRenderedPageBreak/>
+              <w:t>Each carton –</w:t>
+            </w:r>
+          </w:p>
+          <w:p>
+            <w:pPr>
+              <w:spacing w:after="13"/>
+              <w:ind w:left="5"/>
+            </w:pPr>
+            <w:r>
+              <w:rPr>
+                <w:sz w:val="18"/>
+              </w:rPr>
+              <w:t xml:space="preserve">360x 1312 cartons = Total </w:t>
+            </w:r>
+          </w:p>
+          <w:p>
+            <w:pPr>
+              <w:tabs>
+                <w:tab w:val="center" w:pos="2559"/>
+              </w:tabs>
+              <w:spacing w:after="19"/>
+              <w:ind w:left="0"/>
+            </w:pPr>
+            <w:r>
+              <w:rPr>
+                <w:sz w:val="18"/>
+              </w:rPr>
+              <w:t xml:space="preserve">Nett </w:t>
+            </w:r>
+            <w:proofErr w:type="gramStart"/>
+            <w:r>
+              <w:rPr>
+                <w:sz w:val="18"/>
+              </w:rPr>
+              <w:t>Weight :</w:t>
+            </w:r>
+            <w:proofErr w:type="gramEnd"/>
+            <w:r>
+              <w:rPr>
+                <w:sz w:val="18"/>
+              </w:rPr>
+              <w:tab/>
+            </w:r>
+            <w:r>
+              <w:rPr>
+                <w:sz w:val="18"/>
+              </w:rPr>
+              <w:br/>
+            </w:r>
+            <w:r>
+              <w:rPr>
+                <w:sz w:val="18"/>
+              </w:rPr>
+              <w:t xml:space="preserve">Gross Weight: </w:t>
+            </w:r>
+            <w:r>
+              <w:rPr>
+                <w:sz w:val="18"/>
+              </w:rPr>
+              <w:tab/>
             </w:r>
           </w:p>
         </w:tc>
@@ -1450,1815 +1993,27 @@
                 <w:sz w:val="18"/>
               </w:rPr>
               <w:t>Signature &amp; Date</w:t>
-              <w:br/>
-              <w:br/>
-              <w:t>{{ exporter_name }}</w:t>
-              <w:br/>
-              <w:t>{{ invoice_date }}</w:t>
-            </w:r>
-          </w:p>
-        </w:tc>
-      </w:tr>
-    </w:tbl>
-    <w:p>
-      <w:pPr>
-        <w:ind w:left="-1440" w:right="10800"/>
-      </w:pPr>
-    </w:p>
-    <w:tbl>
-      <w:tblPr>
-        <w:tblStyle w:val="TableGrid"/>
-        <w:tblW w:w="10980" w:type="dxa"/>
-        <w:tblInd w:w="-804" w:type="dxa"/>
-        <w:tblCellMar>
-          <w:top w:w="0" w:type="dxa"/>
-          <w:left w:w="31" w:type="dxa"/>
-          <w:bottom w:w="28" w:type="dxa"/>
-          <w:right w:w="0" w:type="dxa"/>
-        </w:tblCellMar>
-        <w:tblLook w:val="04A0" w:firstRow="1" w:lastRow="0" w:firstColumn="1" w:lastColumn="0" w:noHBand="0" w:noVBand="1"/>
-      </w:tblPr>
-      <w:tblGrid>
-        <w:gridCol w:w="1420"/>
-        <w:gridCol w:w="1378"/>
-        <w:gridCol w:w="1784"/>
-        <w:gridCol w:w="2727"/>
-        <w:gridCol w:w="1177"/>
-        <w:gridCol w:w="2494"/>
-      </w:tblGrid>
-      <w:tr>
-        <w:trPr>
-          <w:trHeight w:val="326"/>
-        </w:trPr>
-        <w:tc>
-          <w:tcPr>
-            <w:tcW w:w="10980" w:type="dxa"/>
-            <w:gridSpan w:val="6"/>
-            <w:tcBorders>
-              <w:top w:val="single" w:sz="13" w:space="0" w:color="000000"/>
-              <w:left w:val="single" w:sz="13" w:space="0" w:color="000000"/>
-              <w:bottom w:val="single" w:sz="13" w:space="0" w:color="000000"/>
-              <w:right w:val="single" w:sz="13" w:space="0" w:color="000000"/>
-            </w:tcBorders>
-          </w:tcPr>
-          <w:p>
-            <w:pPr>
-              <w:ind w:left="0" w:right="12"/>
-              <w:jc w:val="center"/>
-            </w:pPr>
-            <w:r>
-              <w:t>PACKING LIST</w:t>
-            </w:r>
-          </w:p>
-        </w:tc>
-      </w:tr>
-      <w:tr>
-        <w:trPr>
-          <w:trHeight w:val="249"/>
-        </w:trPr>
-        <w:tc>
-          <w:tcPr>
-            <w:tcW w:w="4583" w:type="dxa"/>
-            <w:gridSpan w:val="3"/>
-            <w:tcBorders>
-              <w:top w:val="single" w:sz="13" w:space="0" w:color="000000"/>
-              <w:left w:val="single" w:sz="13" w:space="0" w:color="000000"/>
-              <w:bottom w:val="nil"/>
-              <w:right w:val="single" w:sz="13" w:space="0" w:color="000000"/>
-            </w:tcBorders>
-          </w:tcPr>
-          <w:p>
-            <w:pPr>
-              <w:ind w:left="0"/>
-            </w:pPr>
-            <w:r>
-              <w:rPr>
-                <w:b w:val="0"/>
-                <w:sz w:val="14"/>
-              </w:rPr>
-              <w:t>Exporter</w:t>
-            </w:r>
-          </w:p>
-        </w:tc>
-        <w:tc>
-          <w:tcPr>
-            <w:tcW w:w="3903" w:type="dxa"/>
-            <w:gridSpan w:val="2"/>
-            <w:tcBorders>
-              <w:top w:val="single" w:sz="13" w:space="0" w:color="000000"/>
-              <w:left w:val="single" w:sz="13" w:space="0" w:color="000000"/>
-              <w:bottom w:val="nil"/>
-              <w:right w:val="single" w:sz="13" w:space="0" w:color="000000"/>
-            </w:tcBorders>
-          </w:tcPr>
-          <w:p>
-            <w:pPr>
-              <w:ind w:left="0"/>
-            </w:pPr>
-            <w:r>
-              <w:rPr>
-                <w:b w:val="0"/>
-                <w:sz w:val="14"/>
-              </w:rPr>
-              <w:t>Invoice No &amp; date</w:t>
-            </w:r>
-          </w:p>
-        </w:tc>
-        <w:tc>
-          <w:tcPr>
-            <w:tcW w:w="2494" w:type="dxa"/>
-            <w:tcBorders>
-              <w:top w:val="single" w:sz="13" w:space="0" w:color="000000"/>
-              <w:left w:val="single" w:sz="13" w:space="0" w:color="000000"/>
-              <w:bottom w:val="nil"/>
-              <w:right w:val="single" w:sz="13" w:space="0" w:color="000000"/>
-            </w:tcBorders>
-          </w:tcPr>
-          <w:p>
-            <w:pPr>
-              <w:ind w:left="0"/>
-            </w:pPr>
-            <w:r>
-              <w:rPr>
-                <w:b w:val="0"/>
-                <w:sz w:val="14"/>
-              </w:rPr>
-              <w:t>Exporter's Ref</w:t>
-            </w:r>
-          </w:p>
-        </w:tc>
-      </w:tr>
-      <w:tr>
-        <w:trPr>
-          <w:trHeight w:val="246"/>
-        </w:trPr>
-        <w:tc>
-          <w:tcPr>
-            <w:tcW w:w="4583" w:type="dxa"/>
-            <w:gridSpan w:val="3"/>
-            <w:vMerge w:val="restart"/>
-            <w:tcBorders>
-              <w:top w:val="nil"/>
-              <w:left w:val="single" w:sz="13" w:space="0" w:color="000000"/>
-              <w:bottom w:val="single" w:sz="13" w:space="0" w:color="000000"/>
-              <w:right w:val="single" w:sz="13" w:space="0" w:color="000000"/>
-            </w:tcBorders>
-          </w:tcPr>
-          <w:p>
-            <w:pPr>
-              <w:spacing w:after="14"/>
-              <w:ind w:left="5"/>
-            </w:pPr>
-            <w:r>
-              <w:rPr>
-                <w:sz w:val="18"/>
-              </w:rPr>
-              <w:t>RASI FOODS</w:t>
-            </w:r>
-          </w:p>
-          <w:p>
-            <w:pPr>
-              <w:ind w:left="5"/>
-            </w:pPr>
-            <w:r>
-              <w:rPr>
-                <w:sz w:val="18"/>
-              </w:rPr>
-              <w:t xml:space="preserve">NO. 1/219, MUDALAIPATTI, </w:t>
-            </w:r>
-          </w:p>
-          <w:p>
-            <w:pPr>
-              <w:ind w:left="5"/>
-            </w:pPr>
-            <w:r>
-              <w:rPr>
-                <w:sz w:val="18"/>
-              </w:rPr>
-              <w:t>SALEM MAIN ROAD, NAMAKKAL -637003,</w:t>
-            </w:r>
-          </w:p>
-          <w:p>
-            <w:pPr>
-              <w:spacing w:after="12"/>
-              <w:ind w:left="5"/>
-            </w:pPr>
-            <w:proofErr w:type="gramStart"/>
-            <w:r>
-              <w:rPr>
-                <w:sz w:val="18"/>
-              </w:rPr>
-              <w:t>TAMILNADU,INDIA</w:t>
-            </w:r>
-            <w:proofErr w:type="gramEnd"/>
-            <w:r>
-              <w:rPr>
-                <w:sz w:val="18"/>
-              </w:rPr>
-              <w:t xml:space="preserve">.  </w:t>
-            </w:r>
-            <w:proofErr w:type="gramStart"/>
-            <w:r>
-              <w:rPr>
-                <w:sz w:val="18"/>
-              </w:rPr>
-              <w:t>Email:rasieggs@gmail.com</w:t>
-            </w:r>
-            <w:proofErr w:type="gramEnd"/>
-          </w:p>
-          <w:p>
-            <w:pPr>
-              <w:ind w:left="5"/>
-            </w:pPr>
-            <w:r>
-              <w:rPr>
-                <w:sz w:val="18"/>
-              </w:rPr>
-              <w:t>GSTIN No:33AASFR2685Q1Z8</w:t>
-            </w:r>
-          </w:p>
-        </w:tc>
-        <w:tc>
-          <w:tcPr>
-            <w:tcW w:w="3903" w:type="dxa"/>
-            <w:gridSpan w:val="2"/>
-            <w:tcBorders>
-              <w:top w:val="nil"/>
-              <w:left w:val="single" w:sz="13" w:space="0" w:color="000000"/>
-              <w:bottom w:val="single" w:sz="13" w:space="0" w:color="000000"/>
-              <w:right w:val="single" w:sz="13" w:space="0" w:color="000000"/>
-            </w:tcBorders>
-          </w:tcPr>
-          <w:p>
-            <w:pPr>
-              <w:ind w:left="5"/>
-            </w:pPr>
-            <w:r>
-              <w:rPr>
-                <w:sz w:val="18"/>
-              </w:rPr>
-              <w:t xml:space="preserve">                     </w:t>
-            </w:r>
-            <w:r>
-              <w:rPr>
-                <w:sz w:val="18"/>
-              </w:rPr>
-              <w:t xml:space="preserve"> </w:t>
-            </w:r>
-            <w:r>
-              <w:rPr>
-                <w:sz w:val="18"/>
-              </w:rPr>
-              <w:t xml:space="preserve">                        </w:t>
-            </w:r>
-            <w:proofErr w:type="gramStart"/>
-            <w:r>
-              <w:rPr>
-                <w:sz w:val="18"/>
-              </w:rPr>
-              <w:t>DT</w:t>
-            </w:r>
-            <w:r>
-              <w:rPr>
-                <w:sz w:val="18"/>
-              </w:rPr>
-              <w:t xml:space="preserve"> :</w:t>
-            </w:r>
-            <w:proofErr w:type="gramEnd"/>
-          </w:p>
-        </w:tc>
-        <w:tc>
-          <w:tcPr>
-            <w:tcW w:w="2494" w:type="dxa"/>
-            <w:tcBorders>
-              <w:top w:val="nil"/>
-              <w:left w:val="single" w:sz="13" w:space="0" w:color="000000"/>
-              <w:bottom w:val="single" w:sz="13" w:space="0" w:color="000000"/>
-              <w:right w:val="single" w:sz="13" w:space="0" w:color="000000"/>
-            </w:tcBorders>
-          </w:tcPr>
-          <w:p>
-            <w:pPr>
-              <w:ind w:left="5"/>
-            </w:pPr>
-            <w:r>
-              <w:rPr>
-                <w:sz w:val="18"/>
-              </w:rPr>
-              <w:t>3215008319</w:t>
-            </w:r>
-          </w:p>
-        </w:tc>
-      </w:tr>
-      <w:tr>
-        <w:trPr>
-          <w:trHeight w:val="677"/>
-        </w:trPr>
-        <w:tc>
-          <w:tcPr>
-            <w:tcW w:w="0" w:type="auto"/>
-            <w:gridSpan w:val="3"/>
-            <w:vMerge/>
-            <w:tcBorders>
-              <w:top w:val="nil"/>
-              <w:left w:val="single" w:sz="13" w:space="0" w:color="000000"/>
-              <w:bottom w:val="nil"/>
-              <w:right w:val="single" w:sz="13" w:space="0" w:color="000000"/>
-            </w:tcBorders>
-          </w:tcPr>
-          <w:p>
-            <w:pPr>
-              <w:spacing w:after="160"/>
-              <w:ind w:left="0"/>
-            </w:pPr>
-          </w:p>
-        </w:tc>
-        <w:tc>
-          <w:tcPr>
-            <w:tcW w:w="6397" w:type="dxa"/>
-            <w:gridSpan w:val="3"/>
-            <w:tcBorders>
-              <w:top w:val="single" w:sz="13" w:space="0" w:color="000000"/>
-              <w:left w:val="single" w:sz="13" w:space="0" w:color="000000"/>
-              <w:bottom w:val="single" w:sz="13" w:space="0" w:color="000000"/>
-              <w:right w:val="single" w:sz="13" w:space="0" w:color="000000"/>
-            </w:tcBorders>
-          </w:tcPr>
-          <w:p>
-            <w:pPr>
-              <w:spacing w:after="42"/>
-              <w:ind w:left="0"/>
-            </w:pPr>
-            <w:r>
-              <w:rPr>
-                <w:b w:val="0"/>
-                <w:sz w:val="14"/>
-              </w:rPr>
-              <w:t xml:space="preserve">Buyer's Order No &amp; </w:t>
-            </w:r>
-            <w:proofErr w:type="gramStart"/>
-            <w:r>
-              <w:rPr>
-                <w:b w:val="0"/>
-                <w:sz w:val="14"/>
-              </w:rPr>
-              <w:t>date :</w:t>
-            </w:r>
-            <w:proofErr w:type="gramEnd"/>
-          </w:p>
-          <w:p>
-            <w:pPr>
-              <w:ind w:left="0"/>
-            </w:pPr>
-            <w:r>
-              <w:rPr>
-                <w:b w:val="0"/>
-                <w:sz w:val="14"/>
-              </w:rPr>
-              <w:t>Reference Proforma Invoice No:</w:t>
-            </w:r>
-          </w:p>
-        </w:tc>
-      </w:tr>
-      <w:tr>
-        <w:trPr>
-          <w:trHeight w:val="470"/>
-        </w:trPr>
-        <w:tc>
-          <w:tcPr>
-            <w:tcW w:w="0" w:type="auto"/>
-            <w:gridSpan w:val="3"/>
-            <w:vMerge/>
-            <w:tcBorders>
-              <w:top w:val="nil"/>
-              <w:left w:val="single" w:sz="13" w:space="0" w:color="000000"/>
-              <w:bottom w:val="single" w:sz="13" w:space="0" w:color="000000"/>
-              <w:right w:val="single" w:sz="13" w:space="0" w:color="000000"/>
-            </w:tcBorders>
-          </w:tcPr>
-          <w:p>
-            <w:pPr>
-              <w:spacing w:after="160"/>
-              <w:ind w:left="0"/>
-            </w:pPr>
-          </w:p>
-        </w:tc>
-        <w:tc>
-          <w:tcPr>
-            <w:tcW w:w="6397" w:type="dxa"/>
-            <w:gridSpan w:val="3"/>
-            <w:vMerge w:val="restart"/>
-            <w:tcBorders>
-              <w:top w:val="single" w:sz="13" w:space="0" w:color="000000"/>
-              <w:left w:val="single" w:sz="13" w:space="0" w:color="000000"/>
-              <w:bottom w:val="single" w:sz="14" w:space="0" w:color="000000"/>
-              <w:right w:val="single" w:sz="13" w:space="0" w:color="000000"/>
-            </w:tcBorders>
-          </w:tcPr>
-          <w:p>
-            <w:pPr>
-              <w:spacing w:after="72"/>
-              <w:ind w:left="0"/>
-            </w:pPr>
-            <w:r>
-              <w:rPr>
-                <w:b w:val="0"/>
-                <w:sz w:val="14"/>
-              </w:rPr>
-              <w:t>Other Reference</w:t>
-            </w:r>
-          </w:p>
-          <w:p>
-            <w:pPr>
-              <w:tabs>
-                <w:tab w:val="center" w:pos="849"/>
-                <w:tab w:val="center" w:pos="4247"/>
-              </w:tabs>
-              <w:ind w:left="0"/>
-            </w:pPr>
-            <w:r>
-              <w:rPr>
-                <w:rFonts w:ascii="Calibri" w:eastAsia="Calibri" w:hAnsi="Calibri" w:cs="Calibri"/>
-                <w:b w:val="0"/>
-                <w:sz w:val="22"/>
-              </w:rPr>
-              <w:tab/>
-            </w:r>
-            <w:r>
-              <w:rPr>
-                <w:sz w:val="18"/>
-              </w:rPr>
-              <w:t>SHIPPING BILL NO:</w:t>
-            </w:r>
-            <w:r>
-              <w:rPr>
-                <w:sz w:val="18"/>
-              </w:rPr>
-              <w:tab/>
-              <w:t xml:space="preserve">DATED: </w:t>
-            </w:r>
-          </w:p>
-        </w:tc>
-      </w:tr>
-      <w:tr>
-        <w:trPr>
-          <w:trHeight w:val="310"/>
-        </w:trPr>
-        <w:tc>
-          <w:tcPr>
-            <w:tcW w:w="4583" w:type="dxa"/>
-            <w:gridSpan w:val="3"/>
-            <w:vMerge w:val="restart"/>
-            <w:tcBorders>
-              <w:top w:val="single" w:sz="13" w:space="0" w:color="000000"/>
-              <w:left w:val="single" w:sz="13" w:space="0" w:color="000000"/>
-              <w:bottom w:val="single" w:sz="13" w:space="0" w:color="000000"/>
-              <w:right w:val="single" w:sz="13" w:space="0" w:color="000000"/>
-            </w:tcBorders>
-          </w:tcPr>
-          <w:p>
-            <w:pPr>
-              <w:spacing w:after="59"/>
-              <w:ind w:left="0"/>
-            </w:pPr>
-            <w:r>
-              <w:rPr>
-                <w:b w:val="0"/>
-                <w:sz w:val="14"/>
-              </w:rPr>
-              <w:t>Consignee</w:t>
-            </w:r>
-          </w:p>
-          <w:p>
-            <w:pPr>
-              <w:ind w:left="5"/>
-            </w:pPr>
-          </w:p>
-        </w:tc>
-        <w:tc>
-          <w:tcPr>
-            <w:tcW w:w="0" w:type="auto"/>
-            <w:gridSpan w:val="3"/>
-            <w:vMerge/>
-            <w:tcBorders>
-              <w:top w:val="nil"/>
-              <w:left w:val="single" w:sz="13" w:space="0" w:color="000000"/>
-              <w:bottom w:val="single" w:sz="14" w:space="0" w:color="000000"/>
-              <w:right w:val="single" w:sz="13" w:space="0" w:color="000000"/>
-            </w:tcBorders>
-          </w:tcPr>
-          <w:p>
-            <w:pPr>
-              <w:spacing w:after="160"/>
-              <w:ind w:left="0"/>
-            </w:pPr>
-          </w:p>
-        </w:tc>
-      </w:tr>
-      <w:tr>
-        <w:trPr>
-          <w:trHeight w:val="1339"/>
-        </w:trPr>
-        <w:tc>
-          <w:tcPr>
-            <w:tcW w:w="0" w:type="auto"/>
-            <w:gridSpan w:val="3"/>
-            <w:vMerge/>
-            <w:tcBorders>
-              <w:top w:val="nil"/>
-              <w:left w:val="single" w:sz="13" w:space="0" w:color="000000"/>
-              <w:bottom w:val="single" w:sz="13" w:space="0" w:color="000000"/>
-              <w:right w:val="single" w:sz="13" w:space="0" w:color="000000"/>
-            </w:tcBorders>
-          </w:tcPr>
-          <w:p>
-            <w:pPr>
-              <w:spacing w:after="160"/>
-              <w:ind w:left="0"/>
-            </w:pPr>
-          </w:p>
-        </w:tc>
-        <w:tc>
-          <w:tcPr>
-            <w:tcW w:w="6397" w:type="dxa"/>
-            <w:gridSpan w:val="3"/>
-            <w:tcBorders>
-              <w:top w:val="single" w:sz="14" w:space="0" w:color="000000"/>
-              <w:left w:val="single" w:sz="13" w:space="0" w:color="000000"/>
-              <w:bottom w:val="single" w:sz="13" w:space="0" w:color="000000"/>
-              <w:right w:val="single" w:sz="13" w:space="0" w:color="000000"/>
-            </w:tcBorders>
-          </w:tcPr>
-          <w:p>
-            <w:pPr>
-              <w:spacing w:after="42"/>
-              <w:ind w:left="0"/>
-            </w:pPr>
-            <w:r>
-              <w:rPr>
-                <w:b w:val="0"/>
-                <w:sz w:val="14"/>
-              </w:rPr>
-              <w:t>Buyer (if other than consignee)</w:t>
-            </w:r>
-          </w:p>
-          <w:p>
-            <w:pPr>
-              <w:ind w:left="5"/>
-            </w:pPr>
-          </w:p>
-        </w:tc>
-      </w:tr>
-      <w:tr>
-        <w:trPr>
-          <w:trHeight w:val="456"/>
-        </w:trPr>
-        <w:tc>
-          <w:tcPr>
-            <w:tcW w:w="2799" w:type="dxa"/>
-            <w:gridSpan w:val="2"/>
-            <w:tcBorders>
-              <w:top w:val="single" w:sz="13" w:space="0" w:color="000000"/>
-              <w:left w:val="single" w:sz="13" w:space="0" w:color="000000"/>
-              <w:bottom w:val="single" w:sz="13" w:space="0" w:color="000000"/>
-              <w:right w:val="single" w:sz="13" w:space="0" w:color="000000"/>
-            </w:tcBorders>
-          </w:tcPr>
-          <w:p>
-            <w:pPr>
-              <w:spacing w:after="40"/>
-              <w:ind w:left="0"/>
-            </w:pPr>
-            <w:r>
-              <w:rPr>
-                <w:b w:val="0"/>
-                <w:sz w:val="14"/>
-              </w:rPr>
-              <w:t>Pre- Carriage by</w:t>
-            </w:r>
-          </w:p>
-          <w:p>
-            <w:pPr>
-              <w:ind w:left="2"/>
-            </w:pPr>
-            <w:r>
-              <w:rPr>
-                <w:sz w:val="16"/>
-              </w:rPr>
-              <w:t>REEFER CONTAINER</w:t>
-            </w:r>
-          </w:p>
-        </w:tc>
-        <w:tc>
-          <w:tcPr>
-            <w:tcW w:w="1784" w:type="dxa"/>
-            <w:tcBorders>
-              <w:top w:val="single" w:sz="13" w:space="0" w:color="000000"/>
-              <w:left w:val="single" w:sz="13" w:space="0" w:color="000000"/>
-              <w:bottom w:val="single" w:sz="13" w:space="0" w:color="000000"/>
-              <w:right w:val="single" w:sz="13" w:space="0" w:color="000000"/>
-            </w:tcBorders>
-          </w:tcPr>
-          <w:p>
-            <w:pPr>
-              <w:spacing w:after="40"/>
-              <w:ind w:left="0"/>
-            </w:pPr>
-            <w:r>
-              <w:rPr>
-                <w:b w:val="0"/>
-                <w:sz w:val="14"/>
-              </w:rPr>
-              <w:t>Place of receipt</w:t>
-            </w:r>
-          </w:p>
-          <w:p>
-            <w:pPr>
-              <w:ind w:left="5"/>
-            </w:pPr>
-            <w:r>
-              <w:rPr>
-                <w:sz w:val="18"/>
-              </w:rPr>
-              <w:t>NAMAKKAL</w:t>
-            </w:r>
-          </w:p>
-        </w:tc>
-        <w:tc>
-          <w:tcPr>
-            <w:tcW w:w="3903" w:type="dxa"/>
-            <w:gridSpan w:val="2"/>
-            <w:vMerge w:val="restart"/>
-            <w:tcBorders>
-              <w:top w:val="single" w:sz="13" w:space="0" w:color="000000"/>
-              <w:left w:val="single" w:sz="13" w:space="0" w:color="000000"/>
-              <w:bottom w:val="single" w:sz="13" w:space="0" w:color="000000"/>
-              <w:right w:val="single" w:sz="13" w:space="0" w:color="000000"/>
-            </w:tcBorders>
-          </w:tcPr>
-          <w:p>
-            <w:pPr>
-              <w:spacing w:after="164"/>
-              <w:ind w:left="0"/>
-            </w:pPr>
-            <w:r>
-              <w:rPr>
-                <w:b w:val="0"/>
-                <w:sz w:val="14"/>
-              </w:rPr>
-              <w:t>Country of Origin of goods</w:t>
-            </w:r>
-          </w:p>
-          <w:p>
-            <w:pPr>
-              <w:ind w:left="0" w:right="26"/>
-              <w:jc w:val="center"/>
-            </w:pPr>
-            <w:r>
-              <w:rPr>
-                <w:sz w:val="18"/>
-              </w:rPr>
-              <w:t>INDIA</w:t>
-            </w:r>
-          </w:p>
-        </w:tc>
-        <w:tc>
-          <w:tcPr>
-            <w:tcW w:w="2494" w:type="dxa"/>
-            <w:vMerge w:val="restart"/>
-            <w:tcBorders>
-              <w:top w:val="single" w:sz="13" w:space="0" w:color="000000"/>
-              <w:left w:val="single" w:sz="13" w:space="0" w:color="000000"/>
-              <w:bottom w:val="single" w:sz="13" w:space="0" w:color="000000"/>
-              <w:right w:val="single" w:sz="13" w:space="0" w:color="000000"/>
-            </w:tcBorders>
-          </w:tcPr>
-          <w:p>
-            <w:pPr>
-              <w:spacing w:after="164"/>
-              <w:ind w:left="0"/>
-            </w:pPr>
-            <w:r>
-              <w:rPr>
-                <w:b w:val="0"/>
-                <w:sz w:val="14"/>
-              </w:rPr>
-              <w:t>Country of final Destination</w:t>
-            </w:r>
-          </w:p>
-        </w:tc>
-      </w:tr>
-      <w:tr>
-        <w:trPr>
-          <w:trHeight w:val="310"/>
-        </w:trPr>
-        <w:tc>
-          <w:tcPr>
-            <w:tcW w:w="2799" w:type="dxa"/>
-            <w:gridSpan w:val="2"/>
-            <w:vMerge w:val="restart"/>
-            <w:tcBorders>
-              <w:top w:val="single" w:sz="13" w:space="0" w:color="000000"/>
-              <w:left w:val="single" w:sz="13" w:space="0" w:color="000000"/>
-              <w:bottom w:val="single" w:sz="13" w:space="0" w:color="000000"/>
-              <w:right w:val="single" w:sz="13" w:space="0" w:color="000000"/>
-            </w:tcBorders>
-          </w:tcPr>
-          <w:p>
-            <w:pPr>
-              <w:spacing w:after="56"/>
-              <w:ind w:left="0"/>
-            </w:pPr>
-            <w:r>
-              <w:rPr>
-                <w:b w:val="0"/>
-                <w:sz w:val="14"/>
-              </w:rPr>
-              <w:t>Vessel/Flight No</w:t>
-            </w:r>
-          </w:p>
-          <w:p>
-            <w:pPr>
-              <w:ind w:left="5"/>
-            </w:pPr>
-            <w:r>
-              <w:rPr>
-                <w:sz w:val="18"/>
-              </w:rPr>
-              <w:t>BY SEA</w:t>
-            </w:r>
-          </w:p>
-        </w:tc>
-        <w:tc>
-          <w:tcPr>
-            <w:tcW w:w="1784" w:type="dxa"/>
-            <w:vMerge w:val="restart"/>
-            <w:tcBorders>
-              <w:top w:val="single" w:sz="13" w:space="0" w:color="000000"/>
-              <w:left w:val="single" w:sz="13" w:space="0" w:color="000000"/>
-              <w:bottom w:val="single" w:sz="13" w:space="0" w:color="000000"/>
-              <w:right w:val="single" w:sz="13" w:space="0" w:color="000000"/>
-            </w:tcBorders>
-          </w:tcPr>
-          <w:p>
-            <w:pPr>
-              <w:spacing w:after="56"/>
-              <w:ind w:left="0"/>
-            </w:pPr>
-            <w:r>
-              <w:rPr>
-                <w:b w:val="0"/>
-                <w:sz w:val="14"/>
-              </w:rPr>
-              <w:t>Port of Loading</w:t>
-            </w:r>
-          </w:p>
-          <w:p>
-            <w:pPr>
-              <w:ind w:left="5"/>
-            </w:pPr>
-          </w:p>
-        </w:tc>
-        <w:tc>
-          <w:tcPr>
-            <w:tcW w:w="0" w:type="auto"/>
-            <w:gridSpan w:val="2"/>
-            <w:vMerge/>
-            <w:tcBorders>
-              <w:top w:val="nil"/>
-              <w:left w:val="single" w:sz="13" w:space="0" w:color="000000"/>
-              <w:bottom w:val="single" w:sz="13" w:space="0" w:color="000000"/>
-              <w:right w:val="single" w:sz="13" w:space="0" w:color="000000"/>
-            </w:tcBorders>
-          </w:tcPr>
-          <w:p>
-            <w:pPr>
-              <w:spacing w:after="160"/>
-              <w:ind w:left="0"/>
-            </w:pPr>
-          </w:p>
-        </w:tc>
-        <w:tc>
-          <w:tcPr>
-            <w:tcW w:w="0" w:type="auto"/>
-            <w:vMerge/>
-            <w:tcBorders>
-              <w:top w:val="nil"/>
-              <w:left w:val="single" w:sz="13" w:space="0" w:color="000000"/>
-              <w:bottom w:val="single" w:sz="13" w:space="0" w:color="000000"/>
-              <w:right w:val="single" w:sz="13" w:space="0" w:color="000000"/>
-            </w:tcBorders>
-          </w:tcPr>
-          <w:p>
-            <w:pPr>
-              <w:spacing w:after="160"/>
-              <w:ind w:left="0"/>
-            </w:pPr>
-          </w:p>
-        </w:tc>
-      </w:tr>
-      <w:tr>
-        <w:trPr>
-          <w:trHeight w:val="470"/>
-        </w:trPr>
-        <w:tc>
-          <w:tcPr>
-            <w:tcW w:w="0" w:type="auto"/>
-            <w:gridSpan w:val="2"/>
-            <w:vMerge/>
-            <w:tcBorders>
-              <w:top w:val="nil"/>
-              <w:left w:val="single" w:sz="13" w:space="0" w:color="000000"/>
-              <w:bottom w:val="single" w:sz="13" w:space="0" w:color="000000"/>
-              <w:right w:val="single" w:sz="13" w:space="0" w:color="000000"/>
-            </w:tcBorders>
-          </w:tcPr>
-          <w:p>
-            <w:pPr>
-              <w:spacing w:after="160"/>
-              <w:ind w:left="0"/>
-            </w:pPr>
-          </w:p>
-        </w:tc>
-        <w:tc>
-          <w:tcPr>
-            <w:tcW w:w="0" w:type="auto"/>
-            <w:vMerge/>
-            <w:tcBorders>
-              <w:top w:val="nil"/>
-              <w:left w:val="single" w:sz="13" w:space="0" w:color="000000"/>
-              <w:bottom w:val="single" w:sz="13" w:space="0" w:color="000000"/>
-              <w:right w:val="single" w:sz="13" w:space="0" w:color="000000"/>
-            </w:tcBorders>
-          </w:tcPr>
-          <w:p>
-            <w:pPr>
-              <w:spacing w:after="160"/>
-              <w:ind w:left="0"/>
-            </w:pPr>
-          </w:p>
-        </w:tc>
-        <w:tc>
-          <w:tcPr>
-            <w:tcW w:w="6397" w:type="dxa"/>
-            <w:gridSpan w:val="3"/>
-            <w:vMerge w:val="restart"/>
-            <w:tcBorders>
-              <w:top w:val="single" w:sz="13" w:space="0" w:color="000000"/>
-              <w:left w:val="single" w:sz="13" w:space="0" w:color="000000"/>
-              <w:bottom w:val="single" w:sz="13" w:space="0" w:color="000000"/>
-              <w:right w:val="single" w:sz="13" w:space="0" w:color="000000"/>
-            </w:tcBorders>
-          </w:tcPr>
-          <w:p>
-            <w:pPr>
-              <w:spacing w:after="68"/>
-              <w:ind w:left="0"/>
-            </w:pPr>
-            <w:r>
-              <w:rPr>
-                <w:b w:val="0"/>
-                <w:sz w:val="14"/>
-              </w:rPr>
-              <w:t>Terms of Delivery and payment</w:t>
-            </w:r>
-          </w:p>
-          <w:p>
-            <w:pPr>
-              <w:ind w:left="0" w:right="14"/>
-            </w:pPr>
-          </w:p>
-        </w:tc>
-      </w:tr>
-      <w:tr>
-        <w:trPr>
-          <w:trHeight w:val="716"/>
-        </w:trPr>
-        <w:tc>
-          <w:tcPr>
-            <w:tcW w:w="2799" w:type="dxa"/>
-            <w:gridSpan w:val="2"/>
-            <w:tcBorders>
-              <w:top w:val="single" w:sz="13" w:space="0" w:color="000000"/>
-              <w:left w:val="single" w:sz="13" w:space="0" w:color="000000"/>
-              <w:bottom w:val="single" w:sz="13" w:space="0" w:color="000000"/>
-              <w:right w:val="single" w:sz="13" w:space="0" w:color="000000"/>
-            </w:tcBorders>
-          </w:tcPr>
-          <w:p>
-            <w:pPr>
-              <w:spacing w:after="42"/>
-              <w:ind w:left="0"/>
-            </w:pPr>
-            <w:r>
-              <w:rPr>
-                <w:b w:val="0"/>
-                <w:sz w:val="14"/>
-              </w:rPr>
-              <w:t>Port of discharge</w:t>
-            </w:r>
-          </w:p>
-          <w:p>
-            <w:pPr>
-              <w:ind w:left="5"/>
-            </w:pPr>
-          </w:p>
-        </w:tc>
-        <w:tc>
-          <w:tcPr>
-            <w:tcW w:w="1784" w:type="dxa"/>
-            <w:tcBorders>
-              <w:top w:val="single" w:sz="13" w:space="0" w:color="000000"/>
-              <w:left w:val="single" w:sz="13" w:space="0" w:color="000000"/>
-              <w:bottom w:val="single" w:sz="13" w:space="0" w:color="000000"/>
-              <w:right w:val="single" w:sz="13" w:space="0" w:color="000000"/>
-            </w:tcBorders>
-          </w:tcPr>
-          <w:p>
-            <w:pPr>
-              <w:spacing w:after="42"/>
-              <w:ind w:left="0"/>
-            </w:pPr>
-            <w:r>
-              <w:rPr>
-                <w:b w:val="0"/>
-                <w:sz w:val="14"/>
-              </w:rPr>
-              <w:t>Final Destination</w:t>
-            </w:r>
-          </w:p>
-          <w:p>
-            <w:pPr>
-              <w:ind w:left="0" w:right="-8"/>
-              <w:jc w:val="both"/>
-            </w:pPr>
-          </w:p>
-        </w:tc>
-        <w:tc>
-          <w:tcPr>
-            <w:tcW w:w="0" w:type="auto"/>
-            <w:gridSpan w:val="3"/>
-            <w:vMerge/>
-            <w:tcBorders>
-              <w:top w:val="nil"/>
-              <w:left w:val="single" w:sz="13" w:space="0" w:color="000000"/>
-              <w:bottom w:val="single" w:sz="13" w:space="0" w:color="000000"/>
-              <w:right w:val="single" w:sz="13" w:space="0" w:color="000000"/>
-            </w:tcBorders>
-          </w:tcPr>
-          <w:p>
-            <w:pPr>
-              <w:spacing w:after="160"/>
-              <w:ind w:left="0"/>
-            </w:pPr>
-          </w:p>
-        </w:tc>
-      </w:tr>
-      <w:tr>
-        <w:trPr>
-          <w:trHeight w:val="456"/>
-        </w:trPr>
-        <w:tc>
-          <w:tcPr>
-            <w:tcW w:w="1421" w:type="dxa"/>
-            <w:tcBorders>
-              <w:top w:val="single" w:sz="13" w:space="0" w:color="000000"/>
-              <w:left w:val="single" w:sz="13" w:space="0" w:color="000000"/>
-              <w:bottom w:val="single" w:sz="13" w:space="0" w:color="000000"/>
-              <w:right w:val="single" w:sz="13" w:space="0" w:color="000000"/>
-            </w:tcBorders>
-          </w:tcPr>
-          <w:p>
-            <w:pPr>
-              <w:ind w:left="5"/>
-            </w:pPr>
-            <w:r>
-              <w:rPr>
-                <w:b w:val="0"/>
-                <w:sz w:val="18"/>
-              </w:rPr>
-              <w:t>Marks &amp; Nos/</w:t>
-            </w:r>
-          </w:p>
-          <w:p>
-            <w:pPr>
-              <w:ind w:left="5"/>
-            </w:pPr>
-            <w:r>
-              <w:rPr>
-                <w:b w:val="0"/>
-                <w:sz w:val="18"/>
-              </w:rPr>
-              <w:t>Container Nos</w:t>
-            </w:r>
-          </w:p>
-        </w:tc>
-        <w:tc>
-          <w:tcPr>
-            <w:tcW w:w="1378" w:type="dxa"/>
-            <w:tcBorders>
-              <w:top w:val="single" w:sz="13" w:space="0" w:color="000000"/>
-              <w:left w:val="single" w:sz="13" w:space="0" w:color="000000"/>
-              <w:bottom w:val="single" w:sz="13" w:space="0" w:color="000000"/>
-              <w:right w:val="single" w:sz="13" w:space="0" w:color="000000"/>
-            </w:tcBorders>
-          </w:tcPr>
-          <w:p>
-            <w:pPr>
-              <w:ind w:left="5" w:right="307"/>
-            </w:pPr>
-            <w:r>
-              <w:rPr>
-                <w:b w:val="0"/>
-                <w:sz w:val="18"/>
-              </w:rPr>
-              <w:t xml:space="preserve">No. &amp; kind of </w:t>
-            </w:r>
-            <w:proofErr w:type="spellStart"/>
-            <w:r>
-              <w:rPr>
-                <w:b w:val="0"/>
-                <w:sz w:val="18"/>
-              </w:rPr>
-              <w:t>Pkgs</w:t>
-            </w:r>
-            <w:proofErr w:type="spellEnd"/>
-          </w:p>
-        </w:tc>
-        <w:tc>
-          <w:tcPr>
-            <w:tcW w:w="4511" w:type="dxa"/>
-            <w:gridSpan w:val="2"/>
-            <w:tcBorders>
-              <w:top w:val="single" w:sz="13" w:space="0" w:color="000000"/>
-              <w:left w:val="single" w:sz="13" w:space="0" w:color="000000"/>
-              <w:bottom w:val="single" w:sz="13" w:space="0" w:color="000000"/>
-              <w:right w:val="single" w:sz="13" w:space="0" w:color="000000"/>
-            </w:tcBorders>
-          </w:tcPr>
-          <w:p>
-            <w:pPr>
-              <w:ind w:left="0" w:right="15"/>
-              <w:jc w:val="center"/>
-            </w:pPr>
-            <w:proofErr w:type="spellStart"/>
-            <w:r>
-              <w:rPr>
-                <w:b w:val="0"/>
-                <w:sz w:val="18"/>
-              </w:rPr>
-              <w:t>Descritpion</w:t>
-            </w:r>
-            <w:proofErr w:type="spellEnd"/>
-            <w:r>
-              <w:rPr>
-                <w:b w:val="0"/>
-                <w:sz w:val="18"/>
-              </w:rPr>
-              <w:t xml:space="preserve"> of Goods</w:t>
-            </w:r>
-          </w:p>
-        </w:tc>
-        <w:tc>
-          <w:tcPr>
-            <w:tcW w:w="1177" w:type="dxa"/>
-            <w:tcBorders>
-              <w:top w:val="single" w:sz="13" w:space="0" w:color="000000"/>
-              <w:left w:val="single" w:sz="13" w:space="0" w:color="000000"/>
-              <w:bottom w:val="single" w:sz="13" w:space="0" w:color="000000"/>
-              <w:right w:val="single" w:sz="13" w:space="0" w:color="000000"/>
-            </w:tcBorders>
-          </w:tcPr>
-          <w:p>
-            <w:pPr>
-              <w:ind w:left="5"/>
-            </w:pPr>
-            <w:r>
-              <w:rPr>
-                <w:b w:val="0"/>
-                <w:sz w:val="18"/>
-              </w:rPr>
-              <w:t>Quantity</w:t>
-            </w:r>
-          </w:p>
-        </w:tc>
-        <w:tc>
-          <w:tcPr>
-            <w:tcW w:w="2494" w:type="dxa"/>
-            <w:tcBorders>
-              <w:top w:val="single" w:sz="13" w:space="0" w:color="000000"/>
-              <w:left w:val="single" w:sz="13" w:space="0" w:color="000000"/>
-              <w:bottom w:val="single" w:sz="13" w:space="0" w:color="000000"/>
-              <w:right w:val="single" w:sz="13" w:space="0" w:color="000000"/>
-            </w:tcBorders>
-          </w:tcPr>
-          <w:p>
-            <w:pPr>
-              <w:ind w:left="0" w:right="17"/>
-              <w:jc w:val="center"/>
-            </w:pPr>
-            <w:r>
-              <w:rPr>
-                <w:b w:val="0"/>
-                <w:sz w:val="18"/>
-              </w:rPr>
-              <w:t>Remarks</w:t>
-            </w:r>
-          </w:p>
-        </w:tc>
-      </w:tr>
-      <w:tr>
-        <w:trPr>
-          <w:trHeight w:val="4872"/>
-        </w:trPr>
-        <w:tc>
-          <w:tcPr>
-            <w:tcW w:w="1421" w:type="dxa"/>
-            <w:tcBorders>
-              <w:top w:val="single" w:sz="13" w:space="0" w:color="000000"/>
-              <w:left w:val="single" w:sz="13" w:space="0" w:color="000000"/>
-              <w:bottom w:val="single" w:sz="13" w:space="0" w:color="000000"/>
-              <w:right w:val="single" w:sz="13" w:space="0" w:color="000000"/>
-            </w:tcBorders>
-          </w:tcPr>
-          <w:p>
-            <w:pPr>
-              <w:spacing w:after="216"/>
-              <w:ind w:left="156"/>
-            </w:pPr>
-            <w:r>
-              <w:rPr>
-                <w:sz w:val="18"/>
-              </w:rPr>
-              <w:lastRenderedPageBreak/>
-              <w:t>Brand Name</w:t>
-            </w:r>
-          </w:p>
-          <w:p>
-            <w:pPr>
-              <w:spacing w:after="1104"/>
-              <w:ind w:left="0" w:right="27"/>
-              <w:jc w:val="center"/>
-            </w:pPr>
-            <w:r>
-              <w:rPr>
-                <w:sz w:val="18"/>
-              </w:rPr>
-              <w:t>RASI</w:t>
-            </w:r>
-          </w:p>
-          <w:p>
-            <w:pPr>
-              <w:ind w:left="5"/>
-            </w:pPr>
-            <w:r>
-              <w:rPr>
-                <w:sz w:val="18"/>
-              </w:rPr>
-              <w:t>Container No:</w:t>
-            </w:r>
-          </w:p>
-          <w:p>
-            <w:pPr>
-              <w:ind w:left="5"/>
-            </w:pPr>
-          </w:p>
-        </w:tc>
-        <w:tc>
-          <w:tcPr>
-            <w:tcW w:w="1378" w:type="dxa"/>
-            <w:tcBorders>
-              <w:top w:val="single" w:sz="13" w:space="0" w:color="000000"/>
-              <w:left w:val="single" w:sz="13" w:space="0" w:color="000000"/>
-              <w:bottom w:val="single" w:sz="13" w:space="0" w:color="000000"/>
-              <w:right w:val="single" w:sz="13" w:space="0" w:color="000000"/>
-            </w:tcBorders>
-          </w:tcPr>
-          <w:p>
-            <w:pPr>
-              <w:ind w:left="23" w:right="35"/>
-              <w:jc w:val="center"/>
-            </w:pPr>
-          </w:p>
-        </w:tc>
-        <w:tc>
-          <w:tcPr>
-            <w:tcW w:w="4511" w:type="dxa"/>
-            <w:gridSpan w:val="2"/>
-            <w:tcBorders>
-              <w:top w:val="single" w:sz="13" w:space="0" w:color="000000"/>
-              <w:left w:val="single" w:sz="13" w:space="0" w:color="000000"/>
-              <w:bottom w:val="single" w:sz="13" w:space="0" w:color="000000"/>
-              <w:right w:val="single" w:sz="13" w:space="0" w:color="000000"/>
-            </w:tcBorders>
-            <w:vAlign w:val="center"/>
-          </w:tcPr>
-          <w:p>
-            <w:pPr>
-              <w:spacing w:after="218"/>
-              <w:ind w:left="5"/>
-            </w:pPr>
-            <w:r>
-              <w:rPr>
-                <w:sz w:val="18"/>
-              </w:rPr>
-              <w:t>FRESH WHITE SHELL TABLE EGGS (CHICKEN).</w:t>
-            </w:r>
-          </w:p>
-          <w:p>
-            <w:pPr>
-              <w:spacing w:after="218"/>
-              <w:ind w:left="5"/>
-            </w:pPr>
-            <w:r>
-              <w:rPr>
-                <w:sz w:val="18"/>
-              </w:rPr>
-              <w:t>This shipment to covering under DBK scheme.</w:t>
-            </w:r>
-          </w:p>
-          <w:p>
-            <w:pPr>
-              <w:spacing w:after="42"/>
-              <w:ind w:left="0"/>
-            </w:pPr>
-            <w:r>
-              <w:rPr>
-                <w:sz w:val="14"/>
-              </w:rPr>
-              <w:t xml:space="preserve">TOTAL </w:t>
-            </w:r>
-            <w:r>
-              <w:rPr>
-                <w:sz w:val="14"/>
-              </w:rPr>
-              <w:t xml:space="preserve">       </w:t>
-            </w:r>
-            <w:r>
-              <w:rPr>
-                <w:sz w:val="14"/>
-              </w:rPr>
-              <w:t xml:space="preserve">  </w:t>
-            </w:r>
-            <w:proofErr w:type="gramStart"/>
-            <w:r>
-              <w:rPr>
-                <w:sz w:val="14"/>
-              </w:rPr>
-              <w:t xml:space="preserve">CARTONS, </w:t>
-            </w:r>
-            <w:r>
-              <w:rPr>
-                <w:sz w:val="14"/>
-              </w:rPr>
-              <w:t xml:space="preserve">  </w:t>
-            </w:r>
-            <w:proofErr w:type="gramEnd"/>
-            <w:r>
-              <w:rPr>
-                <w:sz w:val="14"/>
-              </w:rPr>
-              <w:t xml:space="preserve"> TRAYS IN EACH CARTON</w:t>
-            </w:r>
-          </w:p>
-          <w:p>
-            <w:pPr>
-              <w:spacing w:after="42"/>
-              <w:ind w:left="0"/>
-            </w:pPr>
-            <w:r>
-              <w:rPr>
-                <w:sz w:val="14"/>
-              </w:rPr>
-              <w:t xml:space="preserve">30 EGGS IN EACH TRAY,360 EGGS IN EACH BOX                  </w:t>
-            </w:r>
-          </w:p>
-          <w:p>
-            <w:pPr>
-              <w:spacing w:after="18"/>
-              <w:ind w:left="2"/>
-            </w:pPr>
-            <w:r>
-              <w:rPr>
-                <w:sz w:val="16"/>
-              </w:rPr>
-              <w:t xml:space="preserve">EACH CARTON PRINTED WITH PRODUCTION DATE </w:t>
-            </w:r>
-          </w:p>
-          <w:p>
-            <w:pPr>
-              <w:ind w:left="5"/>
-            </w:pPr>
-            <w:r>
-              <w:rPr>
-                <w:sz w:val="18"/>
-              </w:rPr>
-              <w:t xml:space="preserve"> &amp; EXPIRY </w:t>
-            </w:r>
-            <w:proofErr w:type="gramStart"/>
-            <w:r>
-              <w:rPr>
-                <w:sz w:val="18"/>
-              </w:rPr>
-              <w:t>DATE.(</w:t>
-            </w:r>
-            <w:proofErr w:type="gramEnd"/>
-            <w:r>
-              <w:rPr>
-                <w:sz w:val="18"/>
-              </w:rPr>
-              <w:t>THREE MONTHS)</w:t>
-            </w:r>
-          </w:p>
-          <w:p>
-            <w:pPr>
-              <w:ind w:left="5"/>
-            </w:pPr>
-            <w:r>
-              <w:rPr>
-                <w:sz w:val="18"/>
-              </w:rPr>
-              <w:t xml:space="preserve">TOTAL 1312 X 360 = </w:t>
-            </w:r>
-            <w:r>
-              <w:rPr>
-                <w:sz w:val="18"/>
-              </w:rPr>
-              <w:t xml:space="preserve">                </w:t>
-            </w:r>
-            <w:r>
-              <w:rPr>
-                <w:sz w:val="18"/>
-              </w:rPr>
-              <w:t>EGGS</w:t>
-            </w:r>
-          </w:p>
-          <w:p>
-            <w:pPr>
-              <w:spacing w:line="256" w:lineRule="auto"/>
-              <w:ind w:left="4" w:right="1459" w:hanging="2"/>
-              <w:jc w:val="both"/>
-              <w:rPr>
-                <w:sz w:val="16"/>
-              </w:rPr>
-            </w:pPr>
-            <w:r>
-              <w:rPr>
-                <w:sz w:val="16"/>
-              </w:rPr>
-              <w:t xml:space="preserve">1 X 40 </w:t>
-            </w:r>
-            <w:proofErr w:type="gramStart"/>
-            <w:r>
-              <w:rPr>
-                <w:sz w:val="16"/>
-              </w:rPr>
-              <w:t>FEET  REEFER</w:t>
-            </w:r>
-            <w:proofErr w:type="gramEnd"/>
-            <w:r>
-              <w:rPr>
-                <w:sz w:val="16"/>
-              </w:rPr>
-              <w:t xml:space="preserve"> CONTAINER </w:t>
-            </w:r>
-          </w:p>
-          <w:p>
-            <w:pPr>
-              <w:spacing w:line="256" w:lineRule="auto"/>
-              <w:ind w:left="4" w:right="1459" w:hanging="2"/>
-              <w:jc w:val="both"/>
-            </w:pPr>
-            <w:r>
-              <w:rPr>
-                <w:sz w:val="18"/>
-              </w:rPr>
-              <w:t>Pan No:</w:t>
-            </w:r>
-          </w:p>
-          <w:p>
-            <w:pPr>
-              <w:ind w:left="5"/>
-            </w:pPr>
-            <w:r>
-              <w:rPr>
-                <w:sz w:val="18"/>
-              </w:rPr>
-              <w:t>GSTIN No:</w:t>
-            </w:r>
-          </w:p>
-          <w:p>
-            <w:pPr>
-              <w:ind w:left="5"/>
-            </w:pPr>
-            <w:r>
-              <w:rPr>
-                <w:sz w:val="18"/>
-              </w:rPr>
-              <w:t xml:space="preserve">HSN CODE NO: </w:t>
-            </w:r>
-          </w:p>
-          <w:p>
-            <w:pPr>
-              <w:ind w:left="5"/>
-            </w:pPr>
-            <w:r>
-              <w:rPr>
-                <w:sz w:val="18"/>
-              </w:rPr>
-              <w:t xml:space="preserve">EGG </w:t>
-            </w:r>
-            <w:proofErr w:type="gramStart"/>
-            <w:r>
-              <w:rPr>
-                <w:sz w:val="18"/>
-              </w:rPr>
-              <w:t>SIZE :</w:t>
-            </w:r>
-            <w:proofErr w:type="gramEnd"/>
-            <w:r>
-              <w:rPr>
-                <w:sz w:val="18"/>
-              </w:rPr>
-              <w:t xml:space="preserve"> 50 TO 55 GMS</w:t>
-            </w:r>
-          </w:p>
-          <w:p>
-            <w:pPr>
-              <w:ind w:left="5"/>
-            </w:pPr>
-            <w:r>
-              <w:rPr>
-                <w:sz w:val="18"/>
-              </w:rPr>
-              <w:t xml:space="preserve">DATE OF </w:t>
-            </w:r>
-            <w:proofErr w:type="gramStart"/>
-            <w:r>
-              <w:rPr>
-                <w:sz w:val="18"/>
-              </w:rPr>
-              <w:t>PRODUCTION :</w:t>
-            </w:r>
-            <w:proofErr w:type="gramEnd"/>
-            <w:r>
-              <w:rPr>
-                <w:sz w:val="18"/>
-              </w:rPr>
-              <w:t xml:space="preserve"> </w:t>
-            </w:r>
-          </w:p>
-          <w:p>
-            <w:pPr>
-              <w:spacing w:after="221" w:line="256" w:lineRule="auto"/>
-              <w:ind w:left="5" w:right="1554"/>
-            </w:pPr>
-            <w:r>
-              <w:rPr>
-                <w:sz w:val="18"/>
-              </w:rPr>
-              <w:t xml:space="preserve">DATE OF </w:t>
-            </w:r>
-            <w:proofErr w:type="gramStart"/>
-            <w:r>
-              <w:rPr>
-                <w:sz w:val="18"/>
-              </w:rPr>
-              <w:t xml:space="preserve">EXPIRY </w:t>
-            </w:r>
-            <w:r>
-              <w:rPr>
-                <w:sz w:val="18"/>
-              </w:rPr>
-              <w:t>:</w:t>
-            </w:r>
-            <w:proofErr w:type="gramEnd"/>
-            <w:r>
-              <w:rPr>
-                <w:sz w:val="18"/>
-              </w:rPr>
-              <w:br/>
-            </w:r>
-            <w:r>
-              <w:rPr>
-                <w:sz w:val="18"/>
-              </w:rPr>
-              <w:t xml:space="preserve">LOT </w:t>
-            </w:r>
-            <w:proofErr w:type="gramStart"/>
-            <w:r>
-              <w:rPr>
-                <w:sz w:val="18"/>
-              </w:rPr>
-              <w:t>NO :</w:t>
-            </w:r>
-            <w:proofErr w:type="gramEnd"/>
-            <w:r>
-              <w:rPr>
-                <w:sz w:val="18"/>
-              </w:rPr>
-              <w:t xml:space="preserve"> </w:t>
-            </w:r>
-          </w:p>
-          <w:p>
-            <w:pPr>
-              <w:ind w:left="5"/>
-            </w:pPr>
-            <w:r>
-              <w:rPr>
-                <w:sz w:val="18"/>
-              </w:rPr>
-              <w:t xml:space="preserve">EPCG LICENCE NO: </w:t>
-            </w:r>
-            <w:r>
-              <w:rPr>
-                <w:sz w:val="18"/>
-              </w:rPr>
-              <w:t xml:space="preserve">                   </w:t>
-            </w:r>
-            <w:r>
-              <w:rPr>
-                <w:sz w:val="18"/>
-              </w:rPr>
-              <w:t xml:space="preserve">  </w:t>
-            </w:r>
-            <w:proofErr w:type="gramStart"/>
-            <w:r>
-              <w:rPr>
-                <w:sz w:val="18"/>
-              </w:rPr>
-              <w:t>DT</w:t>
-            </w:r>
-            <w:r>
-              <w:rPr>
-                <w:sz w:val="18"/>
-              </w:rPr>
-              <w:t xml:space="preserve"> </w:t>
-            </w:r>
-            <w:r>
-              <w:rPr>
-                <w:sz w:val="18"/>
-              </w:rPr>
-              <w:t>:</w:t>
-            </w:r>
-            <w:proofErr w:type="gramEnd"/>
-            <w:r>
-              <w:rPr>
-                <w:sz w:val="18"/>
-              </w:rPr>
-              <w:t xml:space="preserve"> </w:t>
-            </w:r>
-          </w:p>
-          <w:p>
-            <w:pPr>
-              <w:ind w:left="5"/>
-            </w:pPr>
-          </w:p>
-        </w:tc>
-        <w:tc>
-          <w:tcPr>
-            <w:tcW w:w="1177" w:type="dxa"/>
-            <w:tcBorders>
-              <w:top w:val="single" w:sz="13" w:space="0" w:color="000000"/>
-              <w:left w:val="single" w:sz="13" w:space="0" w:color="000000"/>
-              <w:bottom w:val="single" w:sz="13" w:space="0" w:color="000000"/>
-              <w:right w:val="single" w:sz="13" w:space="0" w:color="000000"/>
-            </w:tcBorders>
-          </w:tcPr>
-          <w:p>
-            <w:pPr>
-              <w:ind w:left="70" w:right="83"/>
-              <w:jc w:val="center"/>
-            </w:pPr>
-          </w:p>
-        </w:tc>
-        <w:tc>
-          <w:tcPr>
-            <w:tcW w:w="2494" w:type="dxa"/>
-            <w:tcBorders>
-              <w:top w:val="single" w:sz="13" w:space="0" w:color="000000"/>
-              <w:left w:val="single" w:sz="13" w:space="0" w:color="000000"/>
-              <w:bottom w:val="single" w:sz="13" w:space="0" w:color="000000"/>
-              <w:right w:val="single" w:sz="13" w:space="0" w:color="000000"/>
-            </w:tcBorders>
-          </w:tcPr>
-          <w:p>
-            <w:pPr>
-              <w:ind w:left="65"/>
-            </w:pPr>
-          </w:p>
-        </w:tc>
-      </w:tr>
-      <w:tr>
-        <w:trPr>
-          <w:trHeight w:val="457"/>
-        </w:trPr>
-        <w:tc>
-          <w:tcPr>
-            <w:tcW w:w="10980" w:type="dxa"/>
-            <w:gridSpan w:val="6"/>
-            <w:tcBorders>
-              <w:top w:val="single" w:sz="13" w:space="0" w:color="000000"/>
-              <w:left w:val="single" w:sz="13" w:space="0" w:color="000000"/>
-              <w:bottom w:val="nil"/>
-              <w:right w:val="single" w:sz="13" w:space="0" w:color="000000"/>
-            </w:tcBorders>
-            <w:vAlign w:val="bottom"/>
-          </w:tcPr>
-          <w:p>
-            <w:pPr>
-              <w:ind w:left="5"/>
-            </w:pPr>
-            <w:r>
-              <w:rPr>
-                <w:sz w:val="18"/>
-              </w:rPr>
-              <w:t xml:space="preserve">Each carton – </w:t>
-            </w:r>
-          </w:p>
-        </w:tc>
-      </w:tr>
-      <w:tr>
-        <w:trPr>
-          <w:trHeight w:val="1118"/>
-        </w:trPr>
-        <w:tc>
-          <w:tcPr>
-            <w:tcW w:w="7309" w:type="dxa"/>
-            <w:gridSpan w:val="4"/>
-            <w:tcBorders>
-              <w:top w:val="nil"/>
-              <w:left w:val="single" w:sz="13" w:space="0" w:color="000000"/>
-              <w:bottom w:val="single" w:sz="13" w:space="0" w:color="000000"/>
-              <w:right w:val="single" w:sz="13" w:space="0" w:color="000000"/>
-            </w:tcBorders>
-          </w:tcPr>
-          <w:p>
-            <w:pPr>
-              <w:spacing w:after="13"/>
-              <w:ind w:left="5" w:right="1504"/>
+            </w:r>
+          </w:p>
+          <w:p>
+            <w:pPr>
+              <w:ind w:left="321"/>
             </w:pPr>
             <w:r>
               <w:rPr>
                 <w:noProof/>
               </w:rPr>
               <w:drawing>
-                <wp:anchor distT="0" distB="0" distL="114300" distR="114300" simplePos="0" relativeHeight="251659264" behindDoc="0" locked="0" layoutInCell="1" allowOverlap="0" wp14:anchorId="1793AF24" wp14:editId="17B2C03D">
-                  <wp:simplePos x="0" y="0"/>
-                  <wp:positionH relativeFrom="column">
-                    <wp:posOffset>2949829</wp:posOffset>
-                  </wp:positionH>
-                  <wp:positionV relativeFrom="paragraph">
-                    <wp:posOffset>-98039</wp:posOffset>
-                  </wp:positionV>
-                  <wp:extent cx="736549" cy="626517"/>
+                <wp:inline distT="0" distB="0" distL="0" distR="0" wp14:anchorId="4DF29244" wp14:editId="6DE22433">
+                  <wp:extent cx="1787144" cy="520751"/>
                   <wp:effectExtent l="0" t="0" r="0" b="0"/>
-                  <wp:wrapSquare wrapText="bothSides"/>
-                  <wp:docPr id="273" name="Picture 273"/>
+                  <wp:docPr id="139" name="Picture 139"/>
                   <wp:cNvGraphicFramePr/>
                   <a:graphic xmlns:a="http://schemas.openxmlformats.org/drawingml/2006/main">
                     <a:graphicData uri="http://schemas.openxmlformats.org/drawingml/2006/picture">
                       <pic:pic xmlns:pic="http://schemas.openxmlformats.org/drawingml/2006/picture">
                         <pic:nvPicPr>
-                          <pic:cNvPr id="273" name="Picture 273"/>
-                          <pic:cNvPicPr/>
-                        </pic:nvPicPr>
-                        <pic:blipFill>
-                          <a:blip r:embed="rId4"/>
-                          <a:stretch>
-                            <a:fillRect/>
-                          </a:stretch>
-                        </pic:blipFill>
-                        <pic:spPr>
-                          <a:xfrm>
-                            <a:off x="0" y="0"/>
-                            <a:ext cx="736549" cy="626517"/>
-                          </a:xfrm>
-                          <a:prstGeom prst="rect">
-                            <a:avLst/>
-                          </a:prstGeom>
-                        </pic:spPr>
-                      </pic:pic>
-                    </a:graphicData>
-                  </a:graphic>
-                </wp:anchor>
-              </w:drawing>
-            </w:r>
-            <w:r>
-              <w:rPr>
-                <w:sz w:val="18"/>
-              </w:rPr>
-              <w:t>360x 1312 cartons =</w:t>
-            </w:r>
-          </w:p>
-          <w:p>
-            <w:pPr>
-              <w:tabs>
-                <w:tab w:val="center" w:pos="561"/>
-                <w:tab w:val="center" w:pos="2559"/>
-              </w:tabs>
-              <w:spacing w:after="19"/>
-              <w:ind w:left="0"/>
-            </w:pPr>
-            <w:r>
-              <w:rPr>
-                <w:rFonts w:ascii="Calibri" w:eastAsia="Calibri" w:hAnsi="Calibri" w:cs="Calibri"/>
-                <w:b w:val="0"/>
-                <w:sz w:val="22"/>
-              </w:rPr>
-              <w:tab/>
-            </w:r>
-            <w:r>
-              <w:rPr>
-                <w:sz w:val="18"/>
-              </w:rPr>
-              <w:t xml:space="preserve">Nett </w:t>
-            </w:r>
-            <w:proofErr w:type="gramStart"/>
-            <w:r>
-              <w:rPr>
-                <w:sz w:val="18"/>
-              </w:rPr>
-              <w:t>Weight :</w:t>
-            </w:r>
-            <w:proofErr w:type="gramEnd"/>
-            <w:r>
-              <w:rPr>
-                <w:sz w:val="18"/>
-              </w:rPr>
-              <w:tab/>
-            </w:r>
-            <w:r>
-              <w:rPr>
-                <w:sz w:val="18"/>
-              </w:rPr>
-              <w:br/>
-            </w:r>
-            <w:r>
-              <w:rPr>
-                <w:rFonts w:ascii="Calibri" w:eastAsia="Calibri" w:hAnsi="Calibri" w:cs="Calibri"/>
-                <w:b w:val="0"/>
-                <w:sz w:val="22"/>
-              </w:rPr>
-              <w:tab/>
-            </w:r>
-            <w:r>
-              <w:rPr>
-                <w:sz w:val="18"/>
-              </w:rPr>
-              <w:t xml:space="preserve">Gross Weight: </w:t>
-            </w:r>
-            <w:r>
-              <w:rPr>
-                <w:sz w:val="18"/>
-              </w:rPr>
-              <w:tab/>
-            </w:r>
-          </w:p>
-        </w:tc>
-        <w:tc>
-          <w:tcPr>
-            <w:tcW w:w="3671" w:type="dxa"/>
-            <w:gridSpan w:val="2"/>
-            <w:tcBorders>
-              <w:top w:val="single" w:sz="13" w:space="0" w:color="000000"/>
-              <w:left w:val="single" w:sz="13" w:space="0" w:color="000000"/>
-              <w:bottom w:val="single" w:sz="13" w:space="0" w:color="000000"/>
-              <w:right w:val="single" w:sz="13" w:space="0" w:color="000000"/>
-            </w:tcBorders>
-          </w:tcPr>
-          <w:p>
-            <w:pPr>
-              <w:ind w:left="0" w:right="16"/>
-              <w:jc w:val="center"/>
-            </w:pPr>
-            <w:r>
-              <w:rPr>
-                <w:b w:val="0"/>
-                <w:sz w:val="18"/>
-              </w:rPr>
-              <w:t>Signature &amp; Date</w:t>
-            </w:r>
-          </w:p>
-          <w:p>
-            <w:pPr>
-              <w:ind w:left="234"/>
-            </w:pPr>
-            <w:r>
-              <w:rPr>
-                <w:noProof/>
-              </w:rPr>
-              <w:drawing>
-                <wp:inline distT="0" distB="0" distL="0" distR="0" wp14:anchorId="3F859490" wp14:editId="02A13F31">
-                  <wp:extent cx="1787144" cy="520751"/>
-                  <wp:effectExtent l="0" t="0" r="0" b="0"/>
-                  <wp:docPr id="271" name="Picture 271"/>
-                  <wp:cNvGraphicFramePr/>
-                  <a:graphic xmlns:a="http://schemas.openxmlformats.org/drawingml/2006/main">
-                    <a:graphicData uri="http://schemas.openxmlformats.org/drawingml/2006/picture">
-                      <pic:pic xmlns:pic="http://schemas.openxmlformats.org/drawingml/2006/picture">
-                        <pic:nvPicPr>
-                          <pic:cNvPr id="271" name="Picture 271"/>
+                          <pic:cNvPr id="139" name="Picture 139"/>
                           <pic:cNvPicPr/>
                         </pic:nvPicPr>
                         <pic:blipFill>
@@ -3286,14 +2041,91 @@
         </w:tc>
       </w:tr>
     </w:tbl>
-    <w:p/>
+    <w:p>
+      <w:pPr>
+        <w:ind w:left="-1224" w:right="10800"/>
+      </w:pPr>
+    </w:p>
+    <w:p>
+      <w:pPr>
+        <w:ind w:left="216"/>
+      </w:pPr>
+    </w:p>
     <w:sectPr>
+      <w:titlePg/>
+      <w:headerReference w:type="default" r:id="rId8"/>
+      <w:footerReference w:type="default" r:id="rId9"/>
+      <w:headerReference w:type="first" r:id="rId10"/>
       <w:pgSz w:w="12240" w:h="15840"/>
-      <w:pgMar w:top="499" w:right="1440" w:bottom="1440" w:left="1440" w:header="720" w:footer="720" w:gutter="0"/>
+      <w:pgMar w:top="3456" w:right="432" w:bottom="216" w:left="504" w:header="144" w:footer="720" w:gutter="0"/>
       <w:cols w:space="720"/>
     </w:sectPr>
   </w:body>
 </w:document>
+</file>
+
+<file path=word/footer1.xml><?xml version="1.0" encoding="utf-8"?>
+<w:ftr xmlns:m="http://schemas.openxmlformats.org/officeDocument/2006/math" xmlns:mc="http://schemas.openxmlformats.org/markup-compatibility/2006" xmlns:mo="http://schemas.microsoft.com/office/mac/office/2008/main" xmlns:mv="urn:schemas-microsoft-com:mac:vml" xmlns:o="urn:schemas-microsoft-com:office:office" xmlns:r="http://schemas.openxmlformats.org/officeDocument/2006/relationships" xmlns:v="urn:schemas-microsoft-com:vml" xmlns:w10="urn:schemas-microsoft-com:office:word" xmlns:w14="http://schemas.microsoft.com/office/word/2010/wordml" xmlns:w="http://schemas.openxmlformats.org/wordprocessingml/2006/main" xmlns:wne="http://schemas.microsoft.com/office/word/2006/wordml" xmlns:wp14="http://schemas.microsoft.com/office/word/2010/wordprocessingDrawing" xmlns:wp="http://schemas.openxmlformats.org/drawingml/2006/wordprocessingDrawing" xmlns:wpc="http://schemas.microsoft.com/office/word/2010/wordprocessingCanvas" xmlns:wpg="http://schemas.microsoft.com/office/word/2010/wordprocessingGroup" xmlns:wpi="http://schemas.microsoft.com/office/word/2010/wordprocessingInk" xmlns:wps="http://schemas.microsoft.com/office/word/2010/wordprocessingShape" mc:Ignorable="w14 wp14">
+  <w:p>
+    <w:pPr>
+      <w:pStyle w:val="Footer"/>
+    </w:pPr>
+  </w:p>
+</w:ftr>
+</file>
+
+<file path=word/header1.xml><?xml version="1.0" encoding="utf-8"?>
+<w:hdr xmlns:m="http://schemas.openxmlformats.org/officeDocument/2006/math" xmlns:mc="http://schemas.openxmlformats.org/markup-compatibility/2006" xmlns:mo="http://schemas.microsoft.com/office/mac/office/2008/main" xmlns:mv="urn:schemas-microsoft-com:mac:vml" xmlns:o="urn:schemas-microsoft-com:office:office" xmlns:r="http://schemas.openxmlformats.org/officeDocument/2006/relationships" xmlns:v="urn:schemas-microsoft-com:vml" xmlns:w10="urn:schemas-microsoft-com:office:word" xmlns:w14="http://schemas.microsoft.com/office/word/2010/wordml" xmlns:w="http://schemas.openxmlformats.org/wordprocessingml/2006/main" xmlns:wne="http://schemas.microsoft.com/office/word/2006/wordml" xmlns:wp14="http://schemas.microsoft.com/office/word/2010/wordprocessingDrawing" xmlns:wp="http://schemas.openxmlformats.org/drawingml/2006/wordprocessingDrawing" xmlns:wpc="http://schemas.microsoft.com/office/word/2010/wordprocessingCanvas" xmlns:wpg="http://schemas.microsoft.com/office/word/2010/wordprocessingGroup" xmlns:wpi="http://schemas.microsoft.com/office/word/2010/wordprocessingInk" xmlns:wps="http://schemas.microsoft.com/office/word/2010/wordprocessingShape" mc:Ignorable="w14 wp14">
+  <w:p>
+    <w:pPr/>
+  </w:p>
+</w:hdr>
+</file>
+
+<file path=word/header2.xml><?xml version="1.0" encoding="utf-8"?>
+<w:hdr xmlns:m="http://schemas.openxmlformats.org/officeDocument/2006/math" xmlns:mc="http://schemas.openxmlformats.org/markup-compatibility/2006" xmlns:mo="http://schemas.microsoft.com/office/mac/office/2008/main" xmlns:mv="urn:schemas-microsoft-com:mac:vml" xmlns:o="urn:schemas-microsoft-com:office:office" xmlns:r="http://schemas.openxmlformats.org/officeDocument/2006/relationships" xmlns:v="urn:schemas-microsoft-com:vml" xmlns:w10="urn:schemas-microsoft-com:office:word" xmlns:w14="http://schemas.microsoft.com/office/word/2010/wordml" xmlns:w="http://schemas.openxmlformats.org/wordprocessingml/2006/main" xmlns:wne="http://schemas.microsoft.com/office/word/2006/wordml" xmlns:wp14="http://schemas.microsoft.com/office/word/2010/wordprocessingDrawing" xmlns:wp="http://schemas.openxmlformats.org/drawingml/2006/wordprocessingDrawing" xmlns:wpc="http://schemas.microsoft.com/office/word/2010/wordprocessingCanvas" xmlns:wpg="http://schemas.microsoft.com/office/word/2010/wordprocessingGroup" xmlns:wpi="http://schemas.microsoft.com/office/word/2010/wordprocessingInk" xmlns:wps="http://schemas.microsoft.com/office/word/2010/wordprocessingShape" mc:Ignorable="w14 wp14">
+  <w:p>
+    <w:pPr>
+      <w:spacing w:before="0" w:after="0" w:line="240" w:lineRule="auto"/>
+      <w:ind w:left="216"/>
+      <w:jc w:val="left"/>
+    </w:pPr>
+    <w:r>
+      <w:drawing>
+        <wp:inline xmlns:a="http://schemas.openxmlformats.org/drawingml/2006/main" xmlns:pic="http://schemas.openxmlformats.org/drawingml/2006/picture">
+          <wp:extent cx="6858000" cy="2094168"/>
+          <wp:docPr id="1" name="Picture 1"/>
+          <wp:cNvGraphicFramePr>
+            <a:graphicFrameLocks noChangeAspect="1"/>
+          </wp:cNvGraphicFramePr>
+          <a:graphic>
+            <a:graphicData uri="http://schemas.openxmlformats.org/drawingml/2006/picture">
+              <pic:pic>
+                <pic:nvPicPr>
+                  <pic:cNvPr id="0" name="frame.jpeg"/>
+                  <pic:cNvPicPr/>
+                </pic:nvPicPr>
+                <pic:blipFill>
+                  <a:blip r:embed="rId1"/>
+                  <a:stretch>
+                    <a:fillRect/>
+                  </a:stretch>
+                </pic:blipFill>
+                <pic:spPr>
+                  <a:xfrm>
+                    <a:off x="0" y="0"/>
+                    <a:ext cx="6858000" cy="2094168"/>
+                  </a:xfrm>
+                  <a:prstGeom prst="rect"/>
+                </pic:spPr>
+              </pic:pic>
+            </a:graphicData>
+          </a:graphic>
+        </wp:inline>
+      </w:drawing>
+    </w:r>
+  </w:p>
+</w:hdr>
 </file>
 
 <file path=word/styles.xml><?xml version="1.0" encoding="utf-8"?>

--- a/backend/templates/invoice.docx
+++ b/backend/templates/invoice.docx
@@ -842,7 +842,7 @@
                 <w:b w:val="0"/>
                 <w:sz w:val="18"/>
               </w:rPr>
-              <w:t>USD {{ rate_per_egg_usd }}</w:t>
+              <w:t>$ {{ rate_per_egg_usd }}</w:t>
             </w:r>
           </w:p>
         </w:tc>
@@ -861,7 +861,7 @@
                 <w:b w:val="0"/>
                 <w:sz w:val="18"/>
               </w:rPr>
-              <w:t>USD {{ amount_usd }}</w:t>
+              <w:t>{{ amount_usd }}</w:t>
             </w:r>
           </w:p>
         </w:tc>
@@ -908,7 +908,7 @@
                 <w:b w:val="0"/>
                 <w:sz w:val="18"/>
               </w:rPr>
-              <w:t>USD {{ amount_in_words }}</w:t>
+              <w:t>{{ amount_in_words }}</w:t>
             </w:r>
           </w:p>
         </w:tc>
@@ -964,6 +964,183 @@
                 <w:sz w:val="18"/>
               </w:rPr>
               <w:t>{{ gross_weight }} KGS</w:t>
+            </w:r>
+          </w:p>
+        </w:tc>
+      </w:tr>
+    </w:tbl>
+    <w:p/>
+    <w:tbl>
+      <w:tblPr>
+        <w:tblW w:type="auto" w:w="0"/>
+        <w:tblLook w:firstColumn="1" w:firstRow="1" w:lastColumn="0" w:lastRow="0" w:noHBand="0" w:noVBand="1" w:val="04A0"/>
+      </w:tblPr>
+      <w:tblGrid>
+        <w:gridCol w:w="5233"/>
+        <w:gridCol w:w="5233"/>
+      </w:tblGrid>
+      <w:tr>
+        <w:tc>
+          <w:tcPr>
+            <w:tcW w:type="dxa" w:w="5233"/>
+            <w:tcBorders>
+              <w:top w:val="nil"/>
+              <w:left w:val="nil"/>
+              <w:bottom w:val="nil"/>
+              <w:right w:val="nil"/>
+              <w:insideH w:val="nil"/>
+              <w:insideV w:val="nil"/>
+            </w:tcBorders>
+          </w:tcPr>
+          <w:p>
+            <w:pPr>
+              <w:spacing w:after="40"/>
+            </w:pPr>
+            <w:r>
+              <w:rPr>
+                <w:rFonts w:ascii="Arial" w:hAnsi="Arial"/>
+                <w:b/>
+                <w:sz w:val="18"/>
+              </w:rPr>
+              <w:t>Declaration:</w:t>
+            </w:r>
+          </w:p>
+          <w:p>
+            <w:pPr>
+              <w:spacing w:after="40"/>
+            </w:pPr>
+            <w:r>
+              <w:rPr>
+                <w:rFonts w:ascii="Arial" w:hAnsi="Arial"/>
+                <w:b w:val="0"/>
+                <w:sz w:val="16"/>
+              </w:rPr>
+              <w:t>We hereby certify that the goods described in this invoice are of Indian Origin and that the particulars given in this invoice are true and correct.</w:t>
+            </w:r>
+          </w:p>
+        </w:tc>
+        <w:tc>
+          <w:tcPr>
+            <w:tcW w:type="dxa" w:w="5233"/>
+            <w:tcBorders>
+              <w:top w:val="nil"/>
+              <w:left w:val="nil"/>
+              <w:bottom w:val="nil"/>
+              <w:right w:val="nil"/>
+              <w:insideH w:val="nil"/>
+              <w:insideV w:val="nil"/>
+            </w:tcBorders>
+          </w:tcPr>
+          <w:p>
+            <w:pPr>
+              <w:spacing w:after="40"/>
+              <w:jc w:val="right"/>
+            </w:pPr>
+            <w:r>
+              <w:rPr>
+                <w:rFonts w:ascii="Arial" w:hAnsi="Arial"/>
+                <w:b/>
+                <w:sz w:val="18"/>
+              </w:rPr>
+              <w:t>For RASI FOODS</w:t>
+            </w:r>
+          </w:p>
+          <w:p>
+            <w:pPr>
+              <w:spacing w:after="40"/>
+            </w:pPr>
+            <w:r>
+              <w:rPr>
+                <w:rFonts w:ascii="Arial" w:hAnsi="Arial"/>
+                <w:b w:val="0"/>
+                <w:sz w:val="18"/>
+              </w:rPr>
+              <w:br/>
+              <w:br/>
+            </w:r>
+          </w:p>
+          <w:p>
+            <w:pPr>
+              <w:spacing w:after="40"/>
+              <w:jc w:val="right"/>
+            </w:pPr>
+            <w:r>
+              <w:rPr>
+                <w:rFonts w:ascii="Arial" w:hAnsi="Arial"/>
+                <w:b w:val="0"/>
+                <w:sz w:val="16"/>
+              </w:rPr>
+              <w:t>Authorised Signatory &amp; Company Seal</w:t>
+            </w:r>
+          </w:p>
+          <w:p>
+            <w:pPr>
+              <w:spacing w:after="40"/>
+              <w:jc w:val="right"/>
+            </w:pPr>
+            <w:r>
+              <w:rPr>
+                <w:rFonts w:ascii="Arial" w:hAnsi="Arial"/>
+                <w:b w:val="0"/>
+                <w:sz w:val="16"/>
+              </w:rPr>
+              <w:t>{{ exporter_name }}</w:t>
+            </w:r>
+          </w:p>
+          <w:p>
+            <w:pPr>
+              <w:spacing w:after="40"/>
+              <w:jc w:val="right"/>
+            </w:pPr>
+            <w:r>
+              <w:rPr>
+                <w:rFonts w:ascii="Arial" w:hAnsi="Arial"/>
+                <w:b w:val="0"/>
+                <w:sz w:val="16"/>
+              </w:rPr>
+              <w:t>{{ exporter_address }}</w:t>
+            </w:r>
+          </w:p>
+          <w:p>
+            <w:pPr>
+              <w:spacing w:after="40"/>
+              <w:jc w:val="right"/>
+            </w:pPr>
+            <w:r>
+              <w:rPr>
+                <w:rFonts w:ascii="Arial" w:hAnsi="Arial"/>
+                <w:b w:val="0"/>
+                <w:sz w:val="16"/>
+              </w:rPr>
+              <w:t>Email: {{ exporter_email }}</w:t>
+            </w:r>
+          </w:p>
+          <w:p>
+            <w:pPr>
+              <w:spacing w:after="40"/>
+              <w:jc w:val="right"/>
+            </w:pPr>
+            <w:r>
+              <w:rPr>
+                <w:rFonts w:ascii="Arial" w:hAnsi="Arial"/>
+                <w:b w:val="0"/>
+                <w:sz w:val="16"/>
+              </w:rPr>
+              <w:t>GSTIN: {{ exporter_gstin }}</w:t>
+            </w:r>
+          </w:p>
+          <w:p>
+            <w:pPr>
+              <w:spacing w:after="40"/>
+              <w:jc w:val="right"/>
+            </w:pPr>
+            <w:r>
+              <w:rPr>
+                <w:rFonts w:ascii="Arial" w:hAnsi="Arial"/>
+                <w:b w:val="0"/>
+                <w:sz w:val="16"/>
+              </w:rPr>
+              <w:t>PAN: {{ exporter_pan }}</w:t>
             </w:r>
           </w:p>
         </w:tc>

--- a/backend/templates/invoice.docx
+++ b/backend/templates/invoice.docx
@@ -4,16 +4,36 @@
   <w:body>
     <w:p>
       <w:pPr>
-        <w:spacing w:after="240"/>
+        <w:spacing w:before="0" w:after="80"/>
+      </w:pPr>
+      <w:r>
+        <w:rPr>
+          <w:sz w:val="4"/>
+        </w:rPr>
+      </w:r>
+    </w:p>
+    <w:p>
+      <w:pPr>
+        <w:spacing w:before="0" w:after="40"/>
         <w:jc w:val="center"/>
       </w:pPr>
       <w:r>
         <w:rPr>
           <w:rFonts w:ascii="Arial" w:hAnsi="Arial"/>
           <w:b/>
-          <w:sz w:val="28"/>
+          <w:sz w:val="22"/>
         </w:rPr>
         <w:t>COMMERCIAL INVOICE</w:t>
+      </w:r>
+    </w:p>
+    <w:p>
+      <w:pPr>
+        <w:spacing w:before="0" w:after="80"/>
+      </w:pPr>
+      <w:r>
+        <w:rPr>
+          <w:sz w:val="4"/>
+        </w:rPr>
       </w:r>
     </w:p>
     <w:tbl>
@@ -29,7 +49,7 @@
       <w:tr>
         <w:tc>
           <w:tcPr>
-            <w:tcW w:type="dxa" w:w="5233"/>
+            <w:tcW w:type="dxa" w:w="5499"/>
             <w:tcBorders>
               <w:top w:val="nil"/>
               <w:left w:val="nil"/>
@@ -41,7 +61,7 @@
           </w:tcPr>
           <w:p>
             <w:pPr>
-              <w:spacing w:after="40"/>
+              <w:spacing w:after="0" w:line="240" w:lineRule="auto"/>
             </w:pPr>
             <w:r>
               <w:rPr>
@@ -54,7 +74,7 @@
           </w:p>
           <w:p>
             <w:pPr>
-              <w:spacing w:after="40"/>
+              <w:spacing w:after="0" w:line="240" w:lineRule="auto"/>
             </w:pPr>
             <w:r>
               <w:rPr>
@@ -67,7 +87,7 @@
           </w:p>
           <w:p>
             <w:pPr>
-              <w:spacing w:after="40"/>
+              <w:spacing w:after="0" w:line="240" w:lineRule="auto"/>
             </w:pPr>
             <w:r>
               <w:rPr>
@@ -80,7 +100,7 @@
           </w:p>
           <w:p>
             <w:pPr>
-              <w:spacing w:after="40"/>
+              <w:spacing w:after="0" w:line="240" w:lineRule="auto"/>
             </w:pPr>
             <w:r>
               <w:rPr>
@@ -101,7 +121,7 @@
           </w:p>
           <w:p>
             <w:pPr>
-              <w:spacing w:after="40"/>
+              <w:spacing w:after="0" w:line="240" w:lineRule="auto"/>
             </w:pPr>
             <w:r>
               <w:rPr>
@@ -122,7 +142,7 @@
           </w:p>
           <w:p>
             <w:pPr>
-              <w:spacing w:after="40"/>
+              <w:spacing w:after="0" w:line="240" w:lineRule="auto"/>
             </w:pPr>
             <w:r>
               <w:rPr>
@@ -144,7 +164,7 @@
         </w:tc>
         <w:tc>
           <w:tcPr>
-            <w:tcW w:type="dxa" w:w="5233"/>
+            <w:tcW w:type="dxa" w:w="5499"/>
             <w:tcBorders>
               <w:top w:val="nil"/>
               <w:left w:val="nil"/>
@@ -156,7 +176,7 @@
           </w:tcPr>
           <w:p>
             <w:pPr>
-              <w:spacing w:after="40"/>
+              <w:spacing w:after="0" w:line="240" w:lineRule="auto"/>
             </w:pPr>
             <w:r>
               <w:rPr>
@@ -177,7 +197,7 @@
           </w:p>
           <w:p>
             <w:pPr>
-              <w:spacing w:after="40"/>
+              <w:spacing w:after="0" w:line="240" w:lineRule="auto"/>
             </w:pPr>
             <w:r>
               <w:rPr>
@@ -198,7 +218,7 @@
           </w:p>
           <w:p>
             <w:pPr>
-              <w:spacing w:after="40"/>
+              <w:spacing w:after="0" w:line="240" w:lineRule="auto"/>
             </w:pPr>
             <w:r>
               <w:rPr>
@@ -219,7 +239,7 @@
           </w:p>
           <w:p>
             <w:pPr>
-              <w:spacing w:after="40"/>
+              <w:spacing w:after="0" w:line="240" w:lineRule="auto"/>
             </w:pPr>
             <w:r>
               <w:rPr>
@@ -240,7 +260,7 @@
           </w:p>
           <w:p>
             <w:pPr>
-              <w:spacing w:after="40"/>
+              <w:spacing w:after="0" w:line="240" w:lineRule="auto"/>
             </w:pPr>
             <w:r>
               <w:rPr>
@@ -261,7 +281,7 @@
           </w:p>
           <w:p>
             <w:pPr>
-              <w:spacing w:after="40"/>
+              <w:spacing w:after="0" w:line="240" w:lineRule="auto"/>
             </w:pPr>
             <w:r>
               <w:rPr>
@@ -282,7 +302,7 @@
           </w:p>
           <w:p>
             <w:pPr>
-              <w:spacing w:after="40"/>
+              <w:spacing w:after="0" w:line="240" w:lineRule="auto"/>
             </w:pPr>
             <w:r>
               <w:rPr>
@@ -303,7 +323,7 @@
           </w:p>
           <w:p>
             <w:pPr>
-              <w:spacing w:after="40"/>
+              <w:spacing w:after="0" w:line="240" w:lineRule="auto"/>
             </w:pPr>
             <w:r>
               <w:rPr>
@@ -325,7 +345,16 @@
         </w:tc>
       </w:tr>
     </w:tbl>
-    <w:p/>
+    <w:p>
+      <w:pPr>
+        <w:spacing w:before="0" w:after="120"/>
+      </w:pPr>
+      <w:r>
+        <w:rPr>
+          <w:sz w:val="4"/>
+        </w:rPr>
+      </w:r>
+    </w:p>
     <w:tbl>
       <w:tblPr>
         <w:tblW w:type="auto" w:w="0"/>
@@ -339,7 +368,7 @@
       <w:tr>
         <w:tc>
           <w:tcPr>
-            <w:tcW w:type="dxa" w:w="5233"/>
+            <w:tcW w:type="dxa" w:w="5499"/>
             <w:tcBorders>
               <w:top w:val="nil"/>
               <w:left w:val="nil"/>
@@ -351,7 +380,7 @@
           </w:tcPr>
           <w:p>
             <w:pPr>
-              <w:spacing w:after="40"/>
+              <w:spacing w:after="0" w:line="240" w:lineRule="auto"/>
             </w:pPr>
             <w:r>
               <w:rPr>
@@ -364,7 +393,7 @@
           </w:p>
           <w:p>
             <w:pPr>
-              <w:spacing w:after="40"/>
+              <w:spacing w:after="0" w:line="240" w:lineRule="auto"/>
             </w:pPr>
             <w:r>
               <w:rPr>
@@ -377,7 +406,7 @@
           </w:p>
           <w:p>
             <w:pPr>
-              <w:spacing w:after="40"/>
+              <w:spacing w:after="0" w:line="240" w:lineRule="auto"/>
             </w:pPr>
             <w:r>
               <w:rPr>
@@ -391,7 +420,7 @@
         </w:tc>
         <w:tc>
           <w:tcPr>
-            <w:tcW w:type="dxa" w:w="5233"/>
+            <w:tcW w:type="dxa" w:w="5499"/>
             <w:tcBorders>
               <w:top w:val="nil"/>
               <w:left w:val="nil"/>
@@ -403,7 +432,7 @@
           </w:tcPr>
           <w:p>
             <w:pPr>
-              <w:spacing w:after="40"/>
+              <w:spacing w:after="0" w:line="240" w:lineRule="auto"/>
             </w:pPr>
             <w:r>
               <w:rPr>
@@ -416,7 +445,7 @@
           </w:p>
           <w:p>
             <w:pPr>
-              <w:spacing w:after="40"/>
+              <w:spacing w:after="0" w:line="240" w:lineRule="auto"/>
             </w:pPr>
             <w:r>
               <w:rPr>
@@ -429,7 +458,7 @@
           </w:p>
           <w:p>
             <w:pPr>
-              <w:spacing w:after="40"/>
+              <w:spacing w:after="0" w:line="240" w:lineRule="auto"/>
             </w:pPr>
             <w:r>
               <w:rPr>
@@ -443,7 +472,16 @@
         </w:tc>
       </w:tr>
     </w:tbl>
-    <w:p/>
+    <w:p>
+      <w:pPr>
+        <w:spacing w:before="0" w:after="120"/>
+      </w:pPr>
+      <w:r>
+        <w:rPr>
+          <w:sz w:val="4"/>
+        </w:rPr>
+      </w:r>
+    </w:p>
     <w:tbl>
       <w:tblPr>
         <w:tblStyle w:val="TableGrid"/>
@@ -451,19 +489,25 @@
         <w:tblLook w:firstColumn="1" w:firstRow="1" w:lastColumn="0" w:lastRow="0" w:noHBand="0" w:noVBand="1" w:val="04A0"/>
       </w:tblPr>
       <w:tblGrid>
-        <w:gridCol w:w="2616"/>
-        <w:gridCol w:w="2616"/>
-        <w:gridCol w:w="2616"/>
-        <w:gridCol w:w="2616"/>
+        <w:gridCol w:w="2749"/>
+        <w:gridCol w:w="2749"/>
+        <w:gridCol w:w="2749"/>
+        <w:gridCol w:w="2749"/>
       </w:tblGrid>
       <w:tr>
         <w:tc>
           <w:tcPr>
-            <w:tcW w:type="dxa" w:w="2616"/>
+            <w:tcW w:type="dxa" w:w="2749"/>
+            <w:tcMar>
+              <w:top w:w="20" w:type="dxa"/>
+              <w:bottom w:w="20" w:type="dxa"/>
+              <w:left w:w="60" w:type="dxa"/>
+              <w:right w:w="60" w:type="dxa"/>
+            </w:tcMar>
           </w:tcPr>
           <w:p>
             <w:pPr>
-              <w:spacing w:after="40"/>
+              <w:spacing w:after="0" w:line="240" w:lineRule="auto"/>
             </w:pPr>
             <w:r>
               <w:rPr>
@@ -485,11 +529,17 @@
         </w:tc>
         <w:tc>
           <w:tcPr>
-            <w:tcW w:type="dxa" w:w="2616"/>
+            <w:tcW w:type="dxa" w:w="2749"/>
+            <w:tcMar>
+              <w:top w:w="20" w:type="dxa"/>
+              <w:bottom w:w="20" w:type="dxa"/>
+              <w:left w:w="60" w:type="dxa"/>
+              <w:right w:w="60" w:type="dxa"/>
+            </w:tcMar>
           </w:tcPr>
           <w:p>
             <w:pPr>
-              <w:spacing w:after="40"/>
+              <w:spacing w:after="0" w:line="240" w:lineRule="auto"/>
             </w:pPr>
             <w:r>
               <w:rPr>
@@ -511,11 +561,17 @@
         </w:tc>
         <w:tc>
           <w:tcPr>
-            <w:tcW w:type="dxa" w:w="2616"/>
+            <w:tcW w:type="dxa" w:w="2749"/>
+            <w:tcMar>
+              <w:top w:w="20" w:type="dxa"/>
+              <w:bottom w:w="20" w:type="dxa"/>
+              <w:left w:w="60" w:type="dxa"/>
+              <w:right w:w="60" w:type="dxa"/>
+            </w:tcMar>
           </w:tcPr>
           <w:p>
             <w:pPr>
-              <w:spacing w:after="40"/>
+              <w:spacing w:after="0" w:line="240" w:lineRule="auto"/>
             </w:pPr>
             <w:r>
               <w:rPr>
@@ -537,11 +593,17 @@
         </w:tc>
         <w:tc>
           <w:tcPr>
-            <w:tcW w:type="dxa" w:w="2616"/>
+            <w:tcW w:type="dxa" w:w="2749"/>
+            <w:tcMar>
+              <w:top w:w="20" w:type="dxa"/>
+              <w:bottom w:w="20" w:type="dxa"/>
+              <w:left w:w="60" w:type="dxa"/>
+              <w:right w:w="60" w:type="dxa"/>
+            </w:tcMar>
           </w:tcPr>
           <w:p>
             <w:pPr>
-              <w:spacing w:after="40"/>
+              <w:spacing w:after="0" w:line="240" w:lineRule="auto"/>
             </w:pPr>
             <w:r>
               <w:rPr>
@@ -565,11 +627,17 @@
       <w:tr>
         <w:tc>
           <w:tcPr>
-            <w:tcW w:type="dxa" w:w="2616"/>
+            <w:tcW w:type="dxa" w:w="2749"/>
+            <w:tcMar>
+              <w:top w:w="20" w:type="dxa"/>
+              <w:bottom w:w="20" w:type="dxa"/>
+              <w:left w:w="60" w:type="dxa"/>
+              <w:right w:w="60" w:type="dxa"/>
+            </w:tcMar>
           </w:tcPr>
           <w:p>
             <w:pPr>
-              <w:spacing w:after="40"/>
+              <w:spacing w:after="0" w:line="240" w:lineRule="auto"/>
             </w:pPr>
             <w:r>
               <w:rPr>
@@ -591,11 +659,17 @@
         </w:tc>
         <w:tc>
           <w:tcPr>
-            <w:tcW w:type="dxa" w:w="2616"/>
+            <w:tcW w:type="dxa" w:w="2749"/>
+            <w:tcMar>
+              <w:top w:w="20" w:type="dxa"/>
+              <w:bottom w:w="20" w:type="dxa"/>
+              <w:left w:w="60" w:type="dxa"/>
+              <w:right w:w="60" w:type="dxa"/>
+            </w:tcMar>
           </w:tcPr>
           <w:p>
             <w:pPr>
-              <w:spacing w:after="40"/>
+              <w:spacing w:after="0" w:line="240" w:lineRule="auto"/>
             </w:pPr>
             <w:r>
               <w:rPr>
@@ -617,11 +691,17 @@
         </w:tc>
         <w:tc>
           <w:tcPr>
-            <w:tcW w:type="dxa" w:w="2616"/>
+            <w:tcW w:type="dxa" w:w="2749"/>
+            <w:tcMar>
+              <w:top w:w="20" w:type="dxa"/>
+              <w:bottom w:w="20" w:type="dxa"/>
+              <w:left w:w="60" w:type="dxa"/>
+              <w:right w:w="60" w:type="dxa"/>
+            </w:tcMar>
           </w:tcPr>
           <w:p>
             <w:pPr>
-              <w:spacing w:after="40"/>
+              <w:spacing w:after="0" w:line="240" w:lineRule="auto"/>
             </w:pPr>
             <w:r>
               <w:rPr>
@@ -643,11 +723,17 @@
         </w:tc>
         <w:tc>
           <w:tcPr>
-            <w:tcW w:type="dxa" w:w="2616"/>
+            <w:tcW w:type="dxa" w:w="2749"/>
+            <w:tcMar>
+              <w:top w:w="20" w:type="dxa"/>
+              <w:bottom w:w="20" w:type="dxa"/>
+              <w:left w:w="60" w:type="dxa"/>
+              <w:right w:w="60" w:type="dxa"/>
+            </w:tcMar>
           </w:tcPr>
           <w:p>
             <w:pPr>
-              <w:spacing w:after="40"/>
+              <w:spacing w:after="0" w:line="240" w:lineRule="auto"/>
             </w:pPr>
             <w:r>
               <w:rPr>
@@ -671,12 +757,18 @@
       <w:tr>
         <w:tc>
           <w:tcPr>
-            <w:tcW w:type="dxa" w:w="10464"/>
+            <w:tcW w:type="dxa" w:w="10996"/>
             <w:gridSpan w:val="4"/>
+            <w:tcMar>
+              <w:top w:w="20" w:type="dxa"/>
+              <w:bottom w:w="20" w:type="dxa"/>
+              <w:left w:w="60" w:type="dxa"/>
+              <w:right w:w="60" w:type="dxa"/>
+            </w:tcMar>
           </w:tcPr>
           <w:p>
             <w:pPr>
-              <w:spacing w:after="40"/>
+              <w:spacing w:after="0" w:line="240" w:lineRule="auto"/>
             </w:pPr>
             <w:r>
               <w:rPr>
@@ -698,27 +790,45 @@
         </w:tc>
       </w:tr>
     </w:tbl>
-    <w:p/>
+    <w:p>
+      <w:pPr>
+        <w:spacing w:before="0" w:after="120"/>
+      </w:pPr>
+      <w:r>
+        <w:rPr>
+          <w:sz w:val="4"/>
+        </w:rPr>
+      </w:r>
+    </w:p>
     <w:tbl>
       <w:tblPr>
         <w:tblStyle w:val="TableGrid"/>
         <w:tblW w:type="auto" w:w="0"/>
+        <w:tblLayout w:type="fixed"/>
         <w:tblLook w:firstColumn="1" w:firstRow="1" w:lastColumn="0" w:lastRow="0" w:noHBand="0" w:noVBand="1" w:val="04A0"/>
       </w:tblPr>
       <w:tblGrid>
-        <w:gridCol w:w="6480"/>
-        <w:gridCol w:w="1440"/>
-        <w:gridCol w:w="1440"/>
-        <w:gridCol w:w="1440"/>
+        <w:gridCol w:w="1833"/>
+        <w:gridCol w:w="1833"/>
+        <w:gridCol w:w="1833"/>
+        <w:gridCol w:w="1833"/>
+        <w:gridCol w:w="1833"/>
+        <w:gridCol w:w="1833"/>
       </w:tblGrid>
       <w:tr>
         <w:tc>
           <w:tcPr>
-            <w:tcW w:type="dxa" w:w="2616"/>
+            <w:tcW w:type="dxa" w:w="1512"/>
+            <w:tcMar>
+              <w:top w:w="40" w:type="dxa"/>
+              <w:bottom w:w="40" w:type="dxa"/>
+              <w:left w:w="60" w:type="dxa"/>
+              <w:right w:w="60" w:type="dxa"/>
+            </w:tcMar>
           </w:tcPr>
           <w:p>
             <w:pPr>
-              <w:spacing w:after="40"/>
+              <w:spacing w:after="0" w:line="240" w:lineRule="auto"/>
               <w:jc w:val="center"/>
             </w:pPr>
             <w:r>
@@ -727,17 +837,23 @@
                 <w:b/>
                 <w:sz w:val="18"/>
               </w:rPr>
-              <w:t>DESCRIPTION OF GOODS</w:t>
+              <w:t>Marks &amp; Nos / Container Nos</w:t>
             </w:r>
           </w:p>
         </w:tc>
         <w:tc>
           <w:tcPr>
-            <w:tcW w:type="dxa" w:w="2616"/>
+            <w:tcW w:type="dxa" w:w="1296"/>
+            <w:tcMar>
+              <w:top w:w="40" w:type="dxa"/>
+              <w:bottom w:w="40" w:type="dxa"/>
+              <w:left w:w="60" w:type="dxa"/>
+              <w:right w:w="60" w:type="dxa"/>
+            </w:tcMar>
           </w:tcPr>
           <w:p>
             <w:pPr>
-              <w:spacing w:after="40"/>
+              <w:spacing w:after="0" w:line="240" w:lineRule="auto"/>
               <w:jc w:val="center"/>
             </w:pPr>
             <w:r>
@@ -746,17 +862,23 @@
                 <w:b/>
                 <w:sz w:val="18"/>
               </w:rPr>
-              <w:t>QUANTITY</w:t>
+              <w:t>No. &amp; Kind of Packages</w:t>
             </w:r>
           </w:p>
         </w:tc>
         <w:tc>
           <w:tcPr>
-            <w:tcW w:type="dxa" w:w="2616"/>
+            <w:tcW w:type="dxa" w:w="4680"/>
+            <w:tcMar>
+              <w:top w:w="40" w:type="dxa"/>
+              <w:bottom w:w="40" w:type="dxa"/>
+              <w:left w:w="60" w:type="dxa"/>
+              <w:right w:w="60" w:type="dxa"/>
+            </w:tcMar>
           </w:tcPr>
           <w:p>
             <w:pPr>
-              <w:spacing w:after="40"/>
+              <w:spacing w:after="0" w:line="240" w:lineRule="auto"/>
               <w:jc w:val="center"/>
             </w:pPr>
             <w:r>
@@ -765,17 +887,23 @@
                 <w:b/>
                 <w:sz w:val="18"/>
               </w:rPr>
-              <w:t>RATE</w:t>
+              <w:t>Description of Goods</w:t>
             </w:r>
           </w:p>
         </w:tc>
         <w:tc>
           <w:tcPr>
-            <w:tcW w:type="dxa" w:w="2616"/>
+            <w:tcW w:type="dxa" w:w="1080"/>
+            <w:tcMar>
+              <w:top w:w="40" w:type="dxa"/>
+              <w:bottom w:w="40" w:type="dxa"/>
+              <w:left w:w="60" w:type="dxa"/>
+              <w:right w:w="60" w:type="dxa"/>
+            </w:tcMar>
           </w:tcPr>
           <w:p>
             <w:pPr>
-              <w:spacing w:after="40"/>
+              <w:spacing w:after="0" w:line="240" w:lineRule="auto"/>
               <w:jc w:val="center"/>
             </w:pPr>
             <w:r>
@@ -784,7 +912,57 @@
                 <w:b/>
                 <w:sz w:val="18"/>
               </w:rPr>
-              <w:t>AMOUNT</w:t>
+              <w:t>Quantity</w:t>
+            </w:r>
+          </w:p>
+        </w:tc>
+        <w:tc>
+          <w:tcPr>
+            <w:tcW w:type="dxa" w:w="1080"/>
+            <w:tcMar>
+              <w:top w:w="40" w:type="dxa"/>
+              <w:bottom w:w="40" w:type="dxa"/>
+              <w:left w:w="60" w:type="dxa"/>
+              <w:right w:w="60" w:type="dxa"/>
+            </w:tcMar>
+          </w:tcPr>
+          <w:p>
+            <w:pPr>
+              <w:spacing w:after="0" w:line="240" w:lineRule="auto"/>
+              <w:jc w:val="center"/>
+            </w:pPr>
+            <w:r>
+              <w:rPr>
+                <w:rFonts w:ascii="Arial" w:hAnsi="Arial"/>
+                <w:b/>
+                <w:sz w:val="18"/>
+              </w:rPr>
+              <w:t>Rate in USD per Number</w:t>
+            </w:r>
+          </w:p>
+        </w:tc>
+        <w:tc>
+          <w:tcPr>
+            <w:tcW w:type="dxa" w:w="1296"/>
+            <w:tcMar>
+              <w:top w:w="40" w:type="dxa"/>
+              <w:bottom w:w="40" w:type="dxa"/>
+              <w:left w:w="60" w:type="dxa"/>
+              <w:right w:w="60" w:type="dxa"/>
+            </w:tcMar>
+          </w:tcPr>
+          <w:p>
+            <w:pPr>
+              <w:spacing w:after="0" w:line="240" w:lineRule="auto"/>
+              <w:jc w:val="center"/>
+            </w:pPr>
+            <w:r>
+              <w:rPr>
+                <w:rFonts w:ascii="Arial" w:hAnsi="Arial"/>
+                <w:b/>
+                <w:sz w:val="18"/>
+              </w:rPr>
+              <w:t>Amount in USD</w:t>
             </w:r>
           </w:p>
         </w:tc>
@@ -792,11 +970,69 @@
       <w:tr>
         <w:tc>
           <w:tcPr>
-            <w:tcW w:type="dxa" w:w="2616"/>
+            <w:tcW w:type="dxa" w:w="1512"/>
+            <w:tcMar>
+              <w:top w:w="40" w:type="dxa"/>
+              <w:bottom w:w="40" w:type="dxa"/>
+              <w:left w:w="60" w:type="dxa"/>
+              <w:right w:w="60" w:type="dxa"/>
+            </w:tcMar>
           </w:tcPr>
           <w:p>
             <w:pPr>
-              <w:spacing w:after="40"/>
+              <w:spacing w:after="0" w:line="240" w:lineRule="auto"/>
+            </w:pPr>
+            <w:r>
+              <w:rPr>
+                <w:rFonts w:ascii="Arial" w:hAnsi="Arial"/>
+                <w:b w:val="0"/>
+                <w:sz w:val="18"/>
+              </w:rPr>
+              <w:t>{{ container_no }}</w:t>
+              <w:br/>
+              <w:t>{{ seal_no }}</w:t>
+            </w:r>
+          </w:p>
+        </w:tc>
+        <w:tc>
+          <w:tcPr>
+            <w:tcW w:type="dxa" w:w="1296"/>
+            <w:tcMar>
+              <w:top w:w="40" w:type="dxa"/>
+              <w:bottom w:w="40" w:type="dxa"/>
+              <w:left w:w="60" w:type="dxa"/>
+              <w:right w:w="60" w:type="dxa"/>
+            </w:tcMar>
+          </w:tcPr>
+          <w:p>
+            <w:pPr>
+              <w:spacing w:after="0" w:line="240" w:lineRule="auto"/>
+            </w:pPr>
+            <w:r>
+              <w:rPr>
+                <w:rFonts w:ascii="Arial" w:hAnsi="Arial"/>
+                <w:b w:val="0"/>
+                <w:sz w:val="18"/>
+              </w:rPr>
+              <w:t>{{ no_and_kind_of_packages }}</w:t>
+              <w:br/>
+              <w:t>{{ container_type }}</w:t>
+            </w:r>
+          </w:p>
+        </w:tc>
+        <w:tc>
+          <w:tcPr>
+            <w:tcW w:type="dxa" w:w="4680"/>
+            <w:tcMar>
+              <w:top w:w="40" w:type="dxa"/>
+              <w:bottom w:w="40" w:type="dxa"/>
+              <w:left w:w="60" w:type="dxa"/>
+              <w:right w:w="60" w:type="dxa"/>
+            </w:tcMar>
+          </w:tcPr>
+          <w:p>
+            <w:pPr>
+              <w:spacing w:after="0" w:line="240" w:lineRule="auto"/>
             </w:pPr>
             <w:r>
               <w:rPr>
@@ -810,11 +1046,17 @@
         </w:tc>
         <w:tc>
           <w:tcPr>
-            <w:tcW w:type="dxa" w:w="2616"/>
+            <w:tcW w:type="dxa" w:w="1080"/>
+            <w:tcMar>
+              <w:top w:w="40" w:type="dxa"/>
+              <w:bottom w:w="40" w:type="dxa"/>
+              <w:left w:w="60" w:type="dxa"/>
+              <w:right w:w="60" w:type="dxa"/>
+            </w:tcMar>
           </w:tcPr>
           <w:p>
             <w:pPr>
-              <w:spacing w:after="40"/>
+              <w:spacing w:after="0" w:line="240" w:lineRule="auto"/>
               <w:jc w:val="center"/>
             </w:pPr>
             <w:r>
@@ -829,11 +1071,17 @@
         </w:tc>
         <w:tc>
           <w:tcPr>
-            <w:tcW w:type="dxa" w:w="2616"/>
+            <w:tcW w:type="dxa" w:w="1080"/>
+            <w:tcMar>
+              <w:top w:w="40" w:type="dxa"/>
+              <w:bottom w:w="40" w:type="dxa"/>
+              <w:left w:w="60" w:type="dxa"/>
+              <w:right w:w="60" w:type="dxa"/>
+            </w:tcMar>
           </w:tcPr>
           <w:p>
             <w:pPr>
-              <w:spacing w:after="40"/>
+              <w:spacing w:after="0" w:line="240" w:lineRule="auto"/>
               <w:jc w:val="center"/>
             </w:pPr>
             <w:r>
@@ -842,17 +1090,23 @@
                 <w:b w:val="0"/>
                 <w:sz w:val="18"/>
               </w:rPr>
-              <w:t>$ {{ rate_per_egg_usd }}</w:t>
+              <w:t>${{ rate_per_egg_usd }}</w:t>
             </w:r>
           </w:p>
         </w:tc>
         <w:tc>
           <w:tcPr>
-            <w:tcW w:type="dxa" w:w="2616"/>
+            <w:tcW w:type="dxa" w:w="1296"/>
+            <w:tcMar>
+              <w:top w:w="40" w:type="dxa"/>
+              <w:bottom w:w="40" w:type="dxa"/>
+              <w:left w:w="60" w:type="dxa"/>
+              <w:right w:w="60" w:type="dxa"/>
+            </w:tcMar>
           </w:tcPr>
           <w:p>
             <w:pPr>
-              <w:spacing w:after="40"/>
+              <w:spacing w:after="0" w:line="240" w:lineRule="auto"/>
               <w:jc w:val="center"/>
             </w:pPr>
             <w:r>
@@ -867,20 +1121,29 @@
         </w:tc>
       </w:tr>
     </w:tbl>
-    <w:p/>
+    <w:p>
+      <w:pPr>
+        <w:spacing w:before="0" w:after="120"/>
+      </w:pPr>
+      <w:r>
+        <w:rPr>
+          <w:sz w:val="4"/>
+        </w:rPr>
+      </w:r>
+    </w:p>
     <w:tbl>
       <w:tblPr>
         <w:tblW w:type="auto" w:w="0"/>
         <w:tblLook w:firstColumn="1" w:firstRow="1" w:lastColumn="0" w:lastRow="0" w:noHBand="0" w:noVBand="1" w:val="04A0"/>
       </w:tblPr>
       <w:tblGrid>
-        <w:gridCol w:w="5233"/>
-        <w:gridCol w:w="5233"/>
+        <w:gridCol w:w="5499"/>
+        <w:gridCol w:w="5499"/>
       </w:tblGrid>
       <w:tr>
         <w:tc>
           <w:tcPr>
-            <w:tcW w:type="dxa" w:w="5233"/>
+            <w:tcW w:type="dxa" w:w="5499"/>
             <w:tcBorders>
               <w:top w:val="nil"/>
               <w:left w:val="nil"/>
@@ -892,7 +1155,7 @@
           </w:tcPr>
           <w:p>
             <w:pPr>
-              <w:spacing w:after="40"/>
+              <w:spacing w:after="0" w:line="240" w:lineRule="auto"/>
             </w:pPr>
             <w:r>
               <w:rPr>
@@ -914,7 +1177,7 @@
         </w:tc>
         <w:tc>
           <w:tcPr>
-            <w:tcW w:type="dxa" w:w="5233"/>
+            <w:tcW w:type="dxa" w:w="5499"/>
             <w:tcBorders>
               <w:top w:val="nil"/>
               <w:left w:val="nil"/>
@@ -926,7 +1189,7 @@
           </w:tcPr>
           <w:p>
             <w:pPr>
-              <w:spacing w:after="40"/>
+              <w:spacing w:after="0" w:line="240" w:lineRule="auto"/>
             </w:pPr>
             <w:r>
               <w:rPr>
@@ -947,7 +1210,7 @@
           </w:p>
           <w:p>
             <w:pPr>
-              <w:spacing w:after="40"/>
+              <w:spacing w:after="0" w:line="240" w:lineRule="auto"/>
             </w:pPr>
             <w:r>
               <w:rPr>
@@ -969,6 +1232,16 @@
         </w:tc>
       </w:tr>
     </w:tbl>
+    <w:p>
+      <w:pPr>
+        <w:spacing w:before="0" w:after="120"/>
+      </w:pPr>
+      <w:r>
+        <w:rPr>
+          <w:sz w:val="4"/>
+        </w:rPr>
+      </w:r>
+    </w:p>
     <w:p/>
     <w:tbl>
       <w:tblPr>
@@ -976,13 +1249,13 @@
         <w:tblLook w:firstColumn="1" w:firstRow="1" w:lastColumn="0" w:lastRow="0" w:noHBand="0" w:noVBand="1" w:val="04A0"/>
       </w:tblPr>
       <w:tblGrid>
-        <w:gridCol w:w="5233"/>
-        <w:gridCol w:w="5233"/>
+        <w:gridCol w:w="5499"/>
+        <w:gridCol w:w="5499"/>
       </w:tblGrid>
       <w:tr>
         <w:tc>
           <w:tcPr>
-            <w:tcW w:type="dxa" w:w="5233"/>
+            <w:tcW w:type="dxa" w:w="5499"/>
             <w:tcBorders>
               <w:top w:val="nil"/>
               <w:left w:val="nil"/>
@@ -994,7 +1267,7 @@
           </w:tcPr>
           <w:p>
             <w:pPr>
-              <w:spacing w:after="40"/>
+              <w:spacing w:after="0" w:line="240" w:lineRule="auto"/>
             </w:pPr>
             <w:r>
               <w:rPr>
@@ -1007,7 +1280,7 @@
           </w:p>
           <w:p>
             <w:pPr>
-              <w:spacing w:after="40"/>
+              <w:spacing w:after="0" w:line="240" w:lineRule="auto"/>
             </w:pPr>
             <w:r>
               <w:rPr>
@@ -1021,7 +1294,7 @@
         </w:tc>
         <w:tc>
           <w:tcPr>
-            <w:tcW w:type="dxa" w:w="5233"/>
+            <w:tcW w:type="dxa" w:w="5499"/>
             <w:tcBorders>
               <w:top w:val="nil"/>
               <w:left w:val="nil"/>
@@ -1033,7 +1306,7 @@
           </w:tcPr>
           <w:p>
             <w:pPr>
-              <w:spacing w:after="40"/>
+              <w:spacing w:after="0" w:line="240" w:lineRule="auto"/>
               <w:jc w:val="right"/>
             </w:pPr>
             <w:r>
@@ -1047,7 +1320,7 @@
           </w:p>
           <w:p>
             <w:pPr>
-              <w:spacing w:after="40"/>
+              <w:spacing w:after="0" w:line="240" w:lineRule="auto"/>
             </w:pPr>
             <w:r>
               <w:rPr>
@@ -1061,7 +1334,7 @@
           </w:p>
           <w:p>
             <w:pPr>
-              <w:spacing w:after="40"/>
+              <w:spacing w:after="0" w:line="240" w:lineRule="auto"/>
               <w:jc w:val="right"/>
             </w:pPr>
             <w:r>
@@ -1075,7 +1348,7 @@
           </w:p>
           <w:p>
             <w:pPr>
-              <w:spacing w:after="40"/>
+              <w:spacing w:after="0" w:line="240" w:lineRule="auto"/>
               <w:jc w:val="right"/>
             </w:pPr>
             <w:r>
@@ -1089,7 +1362,7 @@
           </w:p>
           <w:p>
             <w:pPr>
-              <w:spacing w:after="40"/>
+              <w:spacing w:after="0" w:line="240" w:lineRule="auto"/>
               <w:jc w:val="right"/>
             </w:pPr>
             <w:r>
@@ -1103,7 +1376,7 @@
           </w:p>
           <w:p>
             <w:pPr>
-              <w:spacing w:after="40"/>
+              <w:spacing w:after="0" w:line="240" w:lineRule="auto"/>
               <w:jc w:val="right"/>
             </w:pPr>
             <w:r>
@@ -1117,7 +1390,7 @@
           </w:p>
           <w:p>
             <w:pPr>
-              <w:spacing w:after="40"/>
+              <w:spacing w:after="0" w:line="240" w:lineRule="auto"/>
               <w:jc w:val="right"/>
             </w:pPr>
             <w:r>
@@ -1131,7 +1404,7 @@
           </w:p>
           <w:p>
             <w:pPr>
-              <w:spacing w:after="40"/>
+              <w:spacing w:after="0" w:line="240" w:lineRule="auto"/>
               <w:jc w:val="right"/>
             </w:pPr>
             <w:r>
@@ -1149,7 +1422,7 @@
     <w:sectPr>
       <w:headerReference w:type="first" r:id="rId9"/>
       <w:pgSz w:w="11906" w:h="16838"/>
-      <w:pgMar w:top="720" w:right="720" w:bottom="720" w:left="720" w:header="720" w:footer="720" w:gutter="0"/>
+      <w:pgMar w:top="113" w:right="454" w:bottom="142" w:left="454" w:header="0" w:footer="720" w:gutter="0"/>
       <w:cols w:space="720"/>
       <w:titlePg/>
       <w:docGrid w:linePitch="360"/>
@@ -1163,12 +1436,13 @@
   <w:p>
     <w:pPr>
       <w:pStyle w:val="Header"/>
+      <w:spacing w:before="0" w:after="0" w:line="240" w:lineRule="auto"/>
       <w:jc w:val="center"/>
     </w:pPr>
     <w:r>
       <w:drawing>
         <wp:inline xmlns:a="http://schemas.openxmlformats.org/drawingml/2006/main" xmlns:pic="http://schemas.openxmlformats.org/drawingml/2006/picture">
-          <wp:extent cx="5943600" cy="1814945"/>
+          <wp:extent cx="6400800" cy="1954557"/>
           <wp:docPr id="1" name="Picture 1"/>
           <wp:cNvGraphicFramePr>
             <a:graphicFrameLocks noChangeAspect="1"/>
@@ -1189,7 +1463,7 @@
                 <pic:spPr>
                   <a:xfrm>
                     <a:off x="0" y="0"/>
-                    <a:ext cx="5943600" cy="1814945"/>
+                    <a:ext cx="6400800" cy="1954557"/>
                   </a:xfrm>
                   <a:prstGeom prst="rect"/>
                 </pic:spPr>
